--- a/研究資料/TWSE-2345/正式成果/2345_智邦_個股研究報告_20261001.docx
+++ b/研究資料/TWSE-2345/正式成果/2345_智邦_個股研究報告_20261001.docx
@@ -71,7 +71,7 @@
           <w:sz w:val="21"/>
           <w:szCs w:val="21"/>
         </w:rPr>
-        <w:t xml:space="preserve">AI 資料中心白牌交換器龍頭，2026 年營收與獲利加速，Kevin 模型（CPO 錨定）情境 A 目標價 NT$2,262（+19%）、情境 B NT$2,599（+37%），PEG 0.39 偏便宜；主要風險是存貨暴增帶來的負營業現金流與客戶集中。</w:t>
+        <w:t xml:space="preserve">AI 資料中心白牌交換器龍頭，2026 年營收與獲利加速，Kevin 模型（CPO 錨定）情境 A 目標價 NT$2,262（+19%）、情境 B NT$2,599（+37%），PEG 0.39 偏便宜；主要風險是存貨暴增帶來的負營業現金流與客戶集中。同業相對估值：TTM PE 29.9x 為同業中位數 38.3x 的 0.78 倍，毛利率與營收成長皆高於中位數 → 相對偏低估（優質但未給溢價）。</w:t>
       </w:r>
     </w:p>
     <w:tbl>
@@ -569,6 +569,100 @@
                 <w:szCs w:val="19"/>
               </w:rPr>
               <w:t xml:space="preserve">情境：EPS 回到 Kevin A 76.9、PE 收斂至 19.5x（Low band 下緣 −20%）</w:t>
+            </w:r>
+          </w:p>
+        </w:tc>
+      </w:tr>
+      <w:tr>
+        <w:tc>
+          <w:tcPr>
+            <w:tcW w:type="dxa" w:w="2300"/>
+            <w:tcMar>
+              <w:top w:type="dxa" w:w="60"/>
+              <w:left w:type="dxa" w:w="80"/>
+              <w:bottom w:type="dxa" w:w="60"/>
+              <w:right w:type="dxa" w:w="80"/>
+            </w:tcMar>
+          </w:tcPr>
+          <w:p>
+            <w:r>
+              <w:rPr>
+                <w:rFonts w:ascii="Microsoft JhengHei" w:cs="Microsoft JhengHei" w:eastAsia="Microsoft JhengHei" w:hAnsi="Microsoft JhengHei"/>
+                <w:b w:val="false"/>
+                <w:bCs w:val="false"/>
+                <w:sz w:val="19"/>
+                <w:szCs w:val="19"/>
+              </w:rPr>
+              <w:t xml:space="preserve">同業相對估值</w:t>
+            </w:r>
+          </w:p>
+        </w:tc>
+        <w:tc>
+          <w:tcPr>
+            <w:tcW w:type="dxa" w:w="1900"/>
+            <w:tcMar>
+              <w:top w:type="dxa" w:w="60"/>
+              <w:left w:type="dxa" w:w="80"/>
+              <w:bottom w:type="dxa" w:w="60"/>
+              <w:right w:type="dxa" w:w="80"/>
+            </w:tcMar>
+          </w:tcPr>
+          <w:p>
+            <w:r>
+              <w:rPr>
+                <w:rFonts w:ascii="Microsoft JhengHei" w:cs="Microsoft JhengHei" w:eastAsia="Microsoft JhengHei" w:hAnsi="Microsoft JhengHei"/>
+                <w:b w:val="false"/>
+                <w:bCs w:val="false"/>
+                <w:sz w:val="19"/>
+                <w:szCs w:val="19"/>
+              </w:rPr>
+              <w:t xml:space="preserve">—</w:t>
+            </w:r>
+          </w:p>
+        </w:tc>
+        <w:tc>
+          <w:tcPr>
+            <w:tcW w:type="dxa" w:w="1500"/>
+            <w:tcMar>
+              <w:top w:type="dxa" w:w="60"/>
+              <w:left w:type="dxa" w:w="80"/>
+              <w:bottom w:type="dxa" w:w="60"/>
+              <w:right w:type="dxa" w:w="80"/>
+            </w:tcMar>
+          </w:tcPr>
+          <w:p>
+            <w:r>
+              <w:rPr>
+                <w:rFonts w:ascii="Microsoft JhengHei" w:cs="Microsoft JhengHei" w:eastAsia="Microsoft JhengHei" w:hAnsi="Microsoft JhengHei"/>
+                <w:b w:val="false"/>
+                <w:bCs w:val="false"/>
+                <w:sz w:val="19"/>
+                <w:szCs w:val="19"/>
+              </w:rPr>
+              <w:t xml:space="preserve">—</w:t>
+            </w:r>
+          </w:p>
+        </w:tc>
+        <w:tc>
+          <w:tcPr>
+            <w:tcW w:type="dxa" w:w="3326"/>
+            <w:tcMar>
+              <w:top w:type="dxa" w:w="60"/>
+              <w:left w:type="dxa" w:w="80"/>
+              <w:bottom w:type="dxa" w:w="60"/>
+              <w:right w:type="dxa" w:w="80"/>
+            </w:tcMar>
+          </w:tcPr>
+          <w:p>
+            <w:r>
+              <w:rPr>
+                <w:rFonts w:ascii="Microsoft JhengHei" w:cs="Microsoft JhengHei" w:eastAsia="Microsoft JhengHei" w:hAnsi="Microsoft JhengHei"/>
+                <w:b w:val="false"/>
+                <w:bCs w:val="false"/>
+                <w:sz w:val="19"/>
+                <w:szCs w:val="19"/>
+              </w:rPr>
+              <w:t xml:space="preserve">RelPE_TTM 0.78，相對偏低估</w:t>
             </w:r>
           </w:p>
         </w:tc>
@@ -4970,7 +5064,7 @@
         <w:rPr>
           <w:rFonts w:ascii="Microsoft JhengHei" w:cs="Microsoft JhengHei" w:eastAsia="Microsoft JhengHei" w:hAnsi="Microsoft JhengHei"/>
         </w:rPr>
-        <w:t xml:space="preserve">六、競爭格局與同業</w:t>
+        <w:t xml:space="preserve">六、競爭格局與同業相對估值</w:t>
       </w:r>
     </w:p>
     <w:tbl>
@@ -5378,100 +5472,6 @@
           </w:p>
         </w:tc>
       </w:tr>
-      <w:tr>
-        <w:tc>
-          <w:tcPr>
-            <w:tcW w:type="dxa" w:w="1600"/>
-            <w:tcMar>
-              <w:top w:type="dxa" w:w="60"/>
-              <w:left w:type="dxa" w:w="80"/>
-              <w:bottom w:type="dxa" w:w="60"/>
-              <w:right w:type="dxa" w:w="80"/>
-            </w:tcMar>
-          </w:tcPr>
-          <w:p>
-            <w:r>
-              <w:rPr>
-                <w:rFonts w:ascii="Microsoft JhengHei" w:cs="Microsoft JhengHei" w:eastAsia="Microsoft JhengHei" w:hAnsi="Microsoft JhengHei"/>
-                <w:b w:val="false"/>
-                <w:bCs w:val="false"/>
-                <w:sz w:val="19"/>
-                <w:szCs w:val="19"/>
-              </w:rPr>
-              <w:t xml:space="preserve">緯穎</w:t>
-            </w:r>
-          </w:p>
-        </w:tc>
-        <w:tc>
-          <w:tcPr>
-            <w:tcW w:type="dxa" w:w="1400"/>
-            <w:tcMar>
-              <w:top w:type="dxa" w:w="60"/>
-              <w:left w:type="dxa" w:w="80"/>
-              <w:bottom w:type="dxa" w:w="60"/>
-              <w:right w:type="dxa" w:w="80"/>
-            </w:tcMar>
-          </w:tcPr>
-          <w:p>
-            <w:r>
-              <w:rPr>
-                <w:rFonts w:ascii="Microsoft JhengHei" w:cs="Microsoft JhengHei" w:eastAsia="Microsoft JhengHei" w:hAnsi="Microsoft JhengHei"/>
-                <w:b w:val="false"/>
-                <w:bCs w:val="false"/>
-                <w:sz w:val="19"/>
-                <w:szCs w:val="19"/>
-              </w:rPr>
-              <w:t xml:space="preserve">TWSE:6669</w:t>
-            </w:r>
-          </w:p>
-        </w:tc>
-        <w:tc>
-          <w:tcPr>
-            <w:tcW w:type="dxa" w:w="2300"/>
-            <w:tcMar>
-              <w:top w:type="dxa" w:w="60"/>
-              <w:left w:type="dxa" w:w="80"/>
-              <w:bottom w:type="dxa" w:w="60"/>
-              <w:right w:type="dxa" w:w="80"/>
-            </w:tcMar>
-          </w:tcPr>
-          <w:p>
-            <w:r>
-              <w:rPr>
-                <w:rFonts w:ascii="Microsoft JhengHei" w:cs="Microsoft JhengHei" w:eastAsia="Microsoft JhengHei" w:hAnsi="Microsoft JhengHei"/>
-                <w:b w:val="false"/>
-                <w:bCs w:val="false"/>
-                <w:sz w:val="19"/>
-                <w:szCs w:val="19"/>
-              </w:rPr>
-              <w:t xml:space="preserve">相鄰可比（AI 伺服器 ODM）</w:t>
-            </w:r>
-          </w:p>
-        </w:tc>
-        <w:tc>
-          <w:tcPr>
-            <w:tcW w:type="dxa" w:w="3726"/>
-            <w:tcMar>
-              <w:top w:type="dxa" w:w="60"/>
-              <w:left w:type="dxa" w:w="80"/>
-              <w:bottom w:type="dxa" w:w="60"/>
-              <w:right w:type="dxa" w:w="80"/>
-            </w:tcMar>
-          </w:tcPr>
-          <w:p>
-            <w:r>
-              <w:rPr>
-                <w:rFonts w:ascii="Microsoft JhengHei" w:cs="Microsoft JhengHei" w:eastAsia="Microsoft JhengHei" w:hAnsi="Microsoft JhengHei"/>
-                <w:b w:val="false"/>
-                <w:bCs w:val="false"/>
-                <w:sz w:val="19"/>
-                <w:szCs w:val="19"/>
-              </w:rPr>
-              <w:t xml:space="preserve">同屬 CSP 白牌供應鏈、客戶重疊</w:t>
-            </w:r>
-          </w:p>
-        </w:tc>
-      </w:tr>
     </w:tbl>
     <w:p/>
     <w:p>
@@ -5484,7 +5484,2352 @@
           <w:sz w:val="21"/>
           <w:szCs w:val="21"/>
         </w:rPr>
-        <w:t xml:space="preserve">同業估值數字未抓取（需使用者確認同業組合後再跑 Kevin 同業模式），列表僅說明可比理由。</w:t>
+        <w:t xml:space="preserve">同業比較表（股價為 2026-10-01；TTM = 2025Q3–2026Q2；毛利率/淨利率/營收 YoY 為 2026H1）：</w:t>
+      </w:r>
+    </w:p>
+    <w:tbl>
+      <w:tblPr>
+        <w:tblW w:type="dxa" w:w="9026"/>
+        <w:tblBorders>
+          <w:top w:val="single" w:color="auto" w:sz="4"/>
+          <w:left w:val="single" w:color="auto" w:sz="4"/>
+          <w:bottom w:val="single" w:color="auto" w:sz="4"/>
+          <w:right w:val="single" w:color="auto" w:sz="4"/>
+          <w:insideH w:val="single" w:color="auto" w:sz="4"/>
+          <w:insideV w:val="single" w:color="auto" w:sz="4"/>
+        </w:tblBorders>
+      </w:tblPr>
+      <w:tblGrid>
+        <w:gridCol w:w="1150"/>
+        <w:gridCol w:w="950"/>
+        <w:gridCol w:w="950"/>
+        <w:gridCol w:w="700"/>
+        <w:gridCol w:w="600"/>
+        <w:gridCol w:w="700"/>
+        <w:gridCol w:w="700"/>
+        <w:gridCol w:w="850"/>
+        <w:gridCol w:w="800"/>
+        <w:gridCol w:w="780"/>
+        <w:gridCol w:w="846"/>
+      </w:tblGrid>
+      <w:tr>
+        <w:trPr>
+          <w:tblHeader/>
+        </w:trPr>
+        <w:tc>
+          <w:tcPr>
+            <w:tcW w:type="dxa" w:w="1150"/>
+            <w:shd w:fill="1F3864" w:color="auto" w:val="clear"/>
+            <w:tcMar>
+              <w:top w:type="dxa" w:w="60"/>
+              <w:left w:type="dxa" w:w="80"/>
+              <w:bottom w:type="dxa" w:w="60"/>
+              <w:right w:type="dxa" w:w="80"/>
+            </w:tcMar>
+          </w:tcPr>
+          <w:p>
+            <w:r>
+              <w:rPr>
+                <w:rFonts w:ascii="Microsoft JhengHei" w:cs="Microsoft JhengHei" w:eastAsia="Microsoft JhengHei" w:hAnsi="Microsoft JhengHei"/>
+                <w:b/>
+                <w:bCs/>
+                <w:color w:val="FFFFFF"/>
+                <w:sz w:val="19"/>
+                <w:szCs w:val="19"/>
+              </w:rPr>
+              <w:t xml:space="preserve">公司</w:t>
+            </w:r>
+          </w:p>
+        </w:tc>
+        <w:tc>
+          <w:tcPr>
+            <w:tcW w:type="dxa" w:w="950"/>
+            <w:shd w:fill="1F3864" w:color="auto" w:val="clear"/>
+            <w:tcMar>
+              <w:top w:type="dxa" w:w="60"/>
+              <w:left w:type="dxa" w:w="80"/>
+              <w:bottom w:type="dxa" w:w="60"/>
+              <w:right w:type="dxa" w:w="80"/>
+            </w:tcMar>
+          </w:tcPr>
+          <w:p>
+            <w:r>
+              <w:rPr>
+                <w:rFonts w:ascii="Microsoft JhengHei" w:cs="Microsoft JhengHei" w:eastAsia="Microsoft JhengHei" w:hAnsi="Microsoft JhengHei"/>
+                <w:b/>
+                <w:bCs/>
+                <w:color w:val="FFFFFF"/>
+                <w:sz w:val="19"/>
+                <w:szCs w:val="19"/>
+              </w:rPr>
+              <w:t xml:space="preserve">收盤價</w:t>
+            </w:r>
+          </w:p>
+        </w:tc>
+        <w:tc>
+          <w:tcPr>
+            <w:tcW w:type="dxa" w:w="950"/>
+            <w:shd w:fill="1F3864" w:color="auto" w:val="clear"/>
+            <w:tcMar>
+              <w:top w:type="dxa" w:w="60"/>
+              <w:left w:type="dxa" w:w="80"/>
+              <w:bottom w:type="dxa" w:w="60"/>
+              <w:right w:type="dxa" w:w="80"/>
+            </w:tcMar>
+          </w:tcPr>
+          <w:p>
+            <w:r>
+              <w:rPr>
+                <w:rFonts w:ascii="Microsoft JhengHei" w:cs="Microsoft JhengHei" w:eastAsia="Microsoft JhengHei" w:hAnsi="Microsoft JhengHei"/>
+                <w:b/>
+                <w:bCs/>
+                <w:color w:val="FFFFFF"/>
+                <w:sz w:val="19"/>
+                <w:szCs w:val="19"/>
+              </w:rPr>
+              <w:t xml:space="preserve">市值(億)</w:t>
+            </w:r>
+          </w:p>
+        </w:tc>
+        <w:tc>
+          <w:tcPr>
+            <w:tcW w:type="dxa" w:w="700"/>
+            <w:shd w:fill="1F3864" w:color="auto" w:val="clear"/>
+            <w:tcMar>
+              <w:top w:type="dxa" w:w="60"/>
+              <w:left w:type="dxa" w:w="80"/>
+              <w:bottom w:type="dxa" w:w="60"/>
+              <w:right w:type="dxa" w:w="80"/>
+            </w:tcMar>
+          </w:tcPr>
+          <w:p>
+            <w:r>
+              <w:rPr>
+                <w:rFonts w:ascii="Microsoft JhengHei" w:cs="Microsoft JhengHei" w:eastAsia="Microsoft JhengHei" w:hAnsi="Microsoft JhengHei"/>
+                <w:b/>
+                <w:bCs/>
+                <w:color w:val="FFFFFF"/>
+                <w:sz w:val="19"/>
+                <w:szCs w:val="19"/>
+              </w:rPr>
+              <w:t xml:space="preserve">PE TTM</w:t>
+            </w:r>
+          </w:p>
+        </w:tc>
+        <w:tc>
+          <w:tcPr>
+            <w:tcW w:type="dxa" w:w="600"/>
+            <w:shd w:fill="1F3864" w:color="auto" w:val="clear"/>
+            <w:tcMar>
+              <w:top w:type="dxa" w:w="60"/>
+              <w:left w:type="dxa" w:w="80"/>
+              <w:bottom w:type="dxa" w:w="60"/>
+              <w:right w:type="dxa" w:w="80"/>
+            </w:tcMar>
+          </w:tcPr>
+          <w:p>
+            <w:r>
+              <w:rPr>
+                <w:rFonts w:ascii="Microsoft JhengHei" w:cs="Microsoft JhengHei" w:eastAsia="Microsoft JhengHei" w:hAnsi="Microsoft JhengHei"/>
+                <w:b/>
+                <w:bCs/>
+                <w:color w:val="FFFFFF"/>
+                <w:sz w:val="19"/>
+                <w:szCs w:val="19"/>
+              </w:rPr>
+              <w:t xml:space="preserve">PB</w:t>
+            </w:r>
+          </w:p>
+        </w:tc>
+        <w:tc>
+          <w:tcPr>
+            <w:tcW w:type="dxa" w:w="700"/>
+            <w:shd w:fill="1F3864" w:color="auto" w:val="clear"/>
+            <w:tcMar>
+              <w:top w:type="dxa" w:w="60"/>
+              <w:left w:type="dxa" w:w="80"/>
+              <w:bottom w:type="dxa" w:w="60"/>
+              <w:right w:type="dxa" w:w="80"/>
+            </w:tcMar>
+          </w:tcPr>
+          <w:p>
+            <w:r>
+              <w:rPr>
+                <w:rFonts w:ascii="Microsoft JhengHei" w:cs="Microsoft JhengHei" w:eastAsia="Microsoft JhengHei" w:hAnsi="Microsoft JhengHei"/>
+                <w:b/>
+                <w:bCs/>
+                <w:color w:val="FFFFFF"/>
+                <w:sz w:val="19"/>
+                <w:szCs w:val="19"/>
+              </w:rPr>
+              <w:t xml:space="preserve">毛利率</w:t>
+            </w:r>
+          </w:p>
+        </w:tc>
+        <w:tc>
+          <w:tcPr>
+            <w:tcW w:type="dxa" w:w="700"/>
+            <w:shd w:fill="1F3864" w:color="auto" w:val="clear"/>
+            <w:tcMar>
+              <w:top w:type="dxa" w:w="60"/>
+              <w:left w:type="dxa" w:w="80"/>
+              <w:bottom w:type="dxa" w:w="60"/>
+              <w:right w:type="dxa" w:w="80"/>
+            </w:tcMar>
+          </w:tcPr>
+          <w:p>
+            <w:r>
+              <w:rPr>
+                <w:rFonts w:ascii="Microsoft JhengHei" w:cs="Microsoft JhengHei" w:eastAsia="Microsoft JhengHei" w:hAnsi="Microsoft JhengHei"/>
+                <w:b/>
+                <w:bCs/>
+                <w:color w:val="FFFFFF"/>
+                <w:sz w:val="19"/>
+                <w:szCs w:val="19"/>
+              </w:rPr>
+              <w:t xml:space="preserve">淨利率</w:t>
+            </w:r>
+          </w:p>
+        </w:tc>
+        <w:tc>
+          <w:tcPr>
+            <w:tcW w:type="dxa" w:w="850"/>
+            <w:shd w:fill="1F3864" w:color="auto" w:val="clear"/>
+            <w:tcMar>
+              <w:top w:type="dxa" w:w="60"/>
+              <w:left w:type="dxa" w:w="80"/>
+              <w:bottom w:type="dxa" w:w="60"/>
+              <w:right w:type="dxa" w:w="80"/>
+            </w:tcMar>
+          </w:tcPr>
+          <w:p>
+            <w:r>
+              <w:rPr>
+                <w:rFonts w:ascii="Microsoft JhengHei" w:cs="Microsoft JhengHei" w:eastAsia="Microsoft JhengHei" w:hAnsi="Microsoft JhengHei"/>
+                <w:b/>
+                <w:bCs/>
+                <w:color w:val="FFFFFF"/>
+                <w:sz w:val="19"/>
+                <w:szCs w:val="19"/>
+              </w:rPr>
+              <w:t xml:space="preserve">H1營收YoY</w:t>
+            </w:r>
+          </w:p>
+        </w:tc>
+        <w:tc>
+          <w:tcPr>
+            <w:tcW w:type="dxa" w:w="800"/>
+            <w:shd w:fill="1F3864" w:color="auto" w:val="clear"/>
+            <w:tcMar>
+              <w:top w:type="dxa" w:w="60"/>
+              <w:left w:type="dxa" w:w="80"/>
+              <w:bottom w:type="dxa" w:w="60"/>
+              <w:right w:type="dxa" w:w="80"/>
+            </w:tcMar>
+          </w:tcPr>
+          <w:p>
+            <w:r>
+              <w:rPr>
+                <w:rFonts w:ascii="Microsoft JhengHei" w:cs="Microsoft JhengHei" w:eastAsia="Microsoft JhengHei" w:hAnsi="Microsoft JhengHei"/>
+                <w:b/>
+                <w:bCs/>
+                <w:color w:val="FFFFFF"/>
+                <w:sz w:val="19"/>
+                <w:szCs w:val="19"/>
+              </w:rPr>
+              <w:t xml:space="preserve">8月營收YoY</w:t>
+            </w:r>
+          </w:p>
+        </w:tc>
+        <w:tc>
+          <w:tcPr>
+            <w:tcW w:type="dxa" w:w="780"/>
+            <w:shd w:fill="1F3864" w:color="auto" w:val="clear"/>
+            <w:tcMar>
+              <w:top w:type="dxa" w:w="60"/>
+              <w:left w:type="dxa" w:w="80"/>
+              <w:bottom w:type="dxa" w:w="60"/>
+              <w:right w:type="dxa" w:w="80"/>
+            </w:tcMar>
+          </w:tcPr>
+          <w:p>
+            <w:r>
+              <w:rPr>
+                <w:rFonts w:ascii="Microsoft JhengHei" w:cs="Microsoft JhengHei" w:eastAsia="Microsoft JhengHei" w:hAnsi="Microsoft JhengHei"/>
+                <w:b/>
+                <w:bCs/>
+                <w:color w:val="FFFFFF"/>
+                <w:sz w:val="19"/>
+                <w:szCs w:val="19"/>
+              </w:rPr>
+              <w:t xml:space="preserve">1–8月YoY</w:t>
+            </w:r>
+          </w:p>
+        </w:tc>
+        <w:tc>
+          <w:tcPr>
+            <w:tcW w:type="dxa" w:w="846"/>
+            <w:shd w:fill="1F3864" w:color="auto" w:val="clear"/>
+            <w:tcMar>
+              <w:top w:type="dxa" w:w="60"/>
+              <w:left w:type="dxa" w:w="80"/>
+              <w:bottom w:type="dxa" w:w="60"/>
+              <w:right w:type="dxa" w:w="80"/>
+            </w:tcMar>
+          </w:tcPr>
+          <w:p>
+            <w:r>
+              <w:rPr>
+                <w:rFonts w:ascii="Microsoft JhengHei" w:cs="Microsoft JhengHei" w:eastAsia="Microsoft JhengHei" w:hAnsi="Microsoft JhengHei"/>
+                <w:b/>
+                <w:bCs/>
+                <w:color w:val="FFFFFF"/>
+                <w:sz w:val="19"/>
+                <w:szCs w:val="19"/>
+              </w:rPr>
+              <w:t xml:space="preserve">Q2 EPS YoY</w:t>
+            </w:r>
+          </w:p>
+        </w:tc>
+      </w:tr>
+      <w:tr>
+        <w:tc>
+          <w:tcPr>
+            <w:tcW w:type="dxa" w:w="1150"/>
+            <w:tcMar>
+              <w:top w:type="dxa" w:w="60"/>
+              <w:left w:type="dxa" w:w="80"/>
+              <w:bottom w:type="dxa" w:w="60"/>
+              <w:right w:type="dxa" w:w="80"/>
+            </w:tcMar>
+          </w:tcPr>
+          <w:p>
+            <w:r>
+              <w:rPr>
+                <w:rFonts w:ascii="Microsoft JhengHei" w:cs="Microsoft JhengHei" w:eastAsia="Microsoft JhengHei" w:hAnsi="Microsoft JhengHei"/>
+                <w:b w:val="false"/>
+                <w:bCs w:val="false"/>
+                <w:sz w:val="19"/>
+                <w:szCs w:val="19"/>
+              </w:rPr>
+              <w:t xml:space="preserve">智邦（目標）</w:t>
+            </w:r>
+          </w:p>
+        </w:tc>
+        <w:tc>
+          <w:tcPr>
+            <w:tcW w:type="dxa" w:w="950"/>
+            <w:tcMar>
+              <w:top w:type="dxa" w:w="60"/>
+              <w:left w:type="dxa" w:w="80"/>
+              <w:bottom w:type="dxa" w:w="60"/>
+              <w:right w:type="dxa" w:w="80"/>
+            </w:tcMar>
+          </w:tcPr>
+          <w:p>
+            <w:r>
+              <w:rPr>
+                <w:rFonts w:ascii="Microsoft JhengHei" w:cs="Microsoft JhengHei" w:eastAsia="Microsoft JhengHei" w:hAnsi="Microsoft JhengHei"/>
+                <w:b w:val="false"/>
+                <w:bCs w:val="false"/>
+                <w:sz w:val="19"/>
+                <w:szCs w:val="19"/>
+              </w:rPr>
+              <w:t xml:space="preserve">TWD 1,900</w:t>
+            </w:r>
+          </w:p>
+        </w:tc>
+        <w:tc>
+          <w:tcPr>
+            <w:tcW w:type="dxa" w:w="950"/>
+            <w:tcMar>
+              <w:top w:type="dxa" w:w="60"/>
+              <w:left w:type="dxa" w:w="80"/>
+              <w:bottom w:type="dxa" w:w="60"/>
+              <w:right w:type="dxa" w:w="80"/>
+            </w:tcMar>
+          </w:tcPr>
+          <w:p>
+            <w:r>
+              <w:rPr>
+                <w:rFonts w:ascii="Microsoft JhengHei" w:cs="Microsoft JhengHei" w:eastAsia="Microsoft JhengHei" w:hAnsi="Microsoft JhengHei"/>
+                <w:b w:val="false"/>
+                <w:bCs w:val="false"/>
+                <w:sz w:val="19"/>
+                <w:szCs w:val="19"/>
+              </w:rPr>
+              <w:t xml:space="preserve">10,619 TWD</w:t>
+            </w:r>
+          </w:p>
+        </w:tc>
+        <w:tc>
+          <w:tcPr>
+            <w:tcW w:type="dxa" w:w="700"/>
+            <w:tcMar>
+              <w:top w:type="dxa" w:w="60"/>
+              <w:left w:type="dxa" w:w="80"/>
+              <w:bottom w:type="dxa" w:w="60"/>
+              <w:right w:type="dxa" w:w="80"/>
+            </w:tcMar>
+          </w:tcPr>
+          <w:p>
+            <w:r>
+              <w:rPr>
+                <w:rFonts w:ascii="Microsoft JhengHei" w:cs="Microsoft JhengHei" w:eastAsia="Microsoft JhengHei" w:hAnsi="Microsoft JhengHei"/>
+                <w:b w:val="false"/>
+                <w:bCs w:val="false"/>
+                <w:sz w:val="19"/>
+                <w:szCs w:val="19"/>
+              </w:rPr>
+              <w:t xml:space="preserve">29.9</w:t>
+            </w:r>
+          </w:p>
+        </w:tc>
+        <w:tc>
+          <w:tcPr>
+            <w:tcW w:type="dxa" w:w="600"/>
+            <w:tcMar>
+              <w:top w:type="dxa" w:w="60"/>
+              <w:left w:type="dxa" w:w="80"/>
+              <w:bottom w:type="dxa" w:w="60"/>
+              <w:right w:type="dxa" w:w="80"/>
+            </w:tcMar>
+          </w:tcPr>
+          <w:p>
+            <w:r>
+              <w:rPr>
+                <w:rFonts w:ascii="Microsoft JhengHei" w:cs="Microsoft JhengHei" w:eastAsia="Microsoft JhengHei" w:hAnsi="Microsoft JhengHei"/>
+                <w:b w:val="false"/>
+                <w:bCs w:val="false"/>
+                <w:sz w:val="19"/>
+                <w:szCs w:val="19"/>
+              </w:rPr>
+              <w:t xml:space="preserve">15.4</w:t>
+            </w:r>
+          </w:p>
+        </w:tc>
+        <w:tc>
+          <w:tcPr>
+            <w:tcW w:type="dxa" w:w="700"/>
+            <w:tcMar>
+              <w:top w:type="dxa" w:w="60"/>
+              <w:left w:type="dxa" w:w="80"/>
+              <w:bottom w:type="dxa" w:w="60"/>
+              <w:right w:type="dxa" w:w="80"/>
+            </w:tcMar>
+          </w:tcPr>
+          <w:p>
+            <w:r>
+              <w:rPr>
+                <w:rFonts w:ascii="Microsoft JhengHei" w:cs="Microsoft JhengHei" w:eastAsia="Microsoft JhengHei" w:hAnsi="Microsoft JhengHei"/>
+                <w:b w:val="false"/>
+                <w:bCs w:val="false"/>
+                <w:sz w:val="19"/>
+                <w:szCs w:val="19"/>
+              </w:rPr>
+              <w:t xml:space="preserve">19.6%</w:t>
+            </w:r>
+          </w:p>
+        </w:tc>
+        <w:tc>
+          <w:tcPr>
+            <w:tcW w:type="dxa" w:w="700"/>
+            <w:tcMar>
+              <w:top w:type="dxa" w:w="60"/>
+              <w:left w:type="dxa" w:w="80"/>
+              <w:bottom w:type="dxa" w:w="60"/>
+              <w:right w:type="dxa" w:w="80"/>
+            </w:tcMar>
+          </w:tcPr>
+          <w:p>
+            <w:r>
+              <w:rPr>
+                <w:rFonts w:ascii="Microsoft JhengHei" w:cs="Microsoft JhengHei" w:eastAsia="Microsoft JhengHei" w:hAnsi="Microsoft JhengHei"/>
+                <w:b w:val="false"/>
+                <w:bCs w:val="false"/>
+                <w:sz w:val="19"/>
+                <w:szCs w:val="19"/>
+              </w:rPr>
+              <w:t xml:space="preserve">11.7%</w:t>
+            </w:r>
+          </w:p>
+        </w:tc>
+        <w:tc>
+          <w:tcPr>
+            <w:tcW w:type="dxa" w:w="850"/>
+            <w:tcMar>
+              <w:top w:type="dxa" w:w="60"/>
+              <w:left w:type="dxa" w:w="80"/>
+              <w:bottom w:type="dxa" w:w="60"/>
+              <w:right w:type="dxa" w:w="80"/>
+            </w:tcMar>
+          </w:tcPr>
+          <w:p>
+            <w:r>
+              <w:rPr>
+                <w:rFonts w:ascii="Microsoft JhengHei" w:cs="Microsoft JhengHei" w:eastAsia="Microsoft JhengHei" w:hAnsi="Microsoft JhengHei"/>
+                <w:b w:val="false"/>
+                <w:bCs w:val="false"/>
+                <w:sz w:val="19"/>
+                <w:szCs w:val="19"/>
+              </w:rPr>
+              <w:t xml:space="preserve">+60.3%</w:t>
+            </w:r>
+          </w:p>
+        </w:tc>
+        <w:tc>
+          <w:tcPr>
+            <w:tcW w:type="dxa" w:w="800"/>
+            <w:tcMar>
+              <w:top w:type="dxa" w:w="60"/>
+              <w:left w:type="dxa" w:w="80"/>
+              <w:bottom w:type="dxa" w:w="60"/>
+              <w:right w:type="dxa" w:w="80"/>
+            </w:tcMar>
+          </w:tcPr>
+          <w:p>
+            <w:r>
+              <w:rPr>
+                <w:rFonts w:ascii="Microsoft JhengHei" w:cs="Microsoft JhengHei" w:eastAsia="Microsoft JhengHei" w:hAnsi="Microsoft JhengHei"/>
+                <w:b w:val="false"/>
+                <w:bCs w:val="false"/>
+                <w:sz w:val="19"/>
+                <w:szCs w:val="19"/>
+              </w:rPr>
+              <w:t xml:space="preserve">+59.4%</w:t>
+            </w:r>
+          </w:p>
+        </w:tc>
+        <w:tc>
+          <w:tcPr>
+            <w:tcW w:type="dxa" w:w="780"/>
+            <w:tcMar>
+              <w:top w:type="dxa" w:w="60"/>
+              <w:left w:type="dxa" w:w="80"/>
+              <w:bottom w:type="dxa" w:w="60"/>
+              <w:right w:type="dxa" w:w="80"/>
+            </w:tcMar>
+          </w:tcPr>
+          <w:p>
+            <w:r>
+              <w:rPr>
+                <w:rFonts w:ascii="Microsoft JhengHei" w:cs="Microsoft JhengHei" w:eastAsia="Microsoft JhengHei" w:hAnsi="Microsoft JhengHei"/>
+                <w:b w:val="false"/>
+                <w:bCs w:val="false"/>
+                <w:sz w:val="19"/>
+                <w:szCs w:val="19"/>
+              </w:rPr>
+              <w:t xml:space="preserve">+61.9%</w:t>
+            </w:r>
+          </w:p>
+        </w:tc>
+        <w:tc>
+          <w:tcPr>
+            <w:tcW w:type="dxa" w:w="846"/>
+            <w:tcMar>
+              <w:top w:type="dxa" w:w="60"/>
+              <w:left w:type="dxa" w:w="80"/>
+              <w:bottom w:type="dxa" w:w="60"/>
+              <w:right w:type="dxa" w:w="80"/>
+            </w:tcMar>
+          </w:tcPr>
+          <w:p>
+            <w:r>
+              <w:rPr>
+                <w:rFonts w:ascii="Microsoft JhengHei" w:cs="Microsoft JhengHei" w:eastAsia="Microsoft JhengHei" w:hAnsi="Microsoft JhengHei"/>
+                <w:b w:val="false"/>
+                <w:bCs w:val="false"/>
+                <w:sz w:val="19"/>
+                <w:szCs w:val="19"/>
+              </w:rPr>
+              <w:t xml:space="preserve">+119.5%</w:t>
+            </w:r>
+          </w:p>
+        </w:tc>
+      </w:tr>
+      <w:tr>
+        <w:tc>
+          <w:tcPr>
+            <w:tcW w:type="dxa" w:w="1150"/>
+            <w:tcMar>
+              <w:top w:type="dxa" w:w="60"/>
+              <w:left w:type="dxa" w:w="80"/>
+              <w:bottom w:type="dxa" w:w="60"/>
+              <w:right w:type="dxa" w:w="80"/>
+            </w:tcMar>
+          </w:tcPr>
+          <w:p>
+            <w:r>
+              <w:rPr>
+                <w:rFonts w:ascii="Microsoft JhengHei" w:cs="Microsoft JhengHei" w:eastAsia="Microsoft JhengHei" w:hAnsi="Microsoft JhengHei"/>
+                <w:b w:val="false"/>
+                <w:bCs w:val="false"/>
+                <w:sz w:val="19"/>
+                <w:szCs w:val="19"/>
+              </w:rPr>
+              <w:t xml:space="preserve">Celestica</w:t>
+            </w:r>
+          </w:p>
+        </w:tc>
+        <w:tc>
+          <w:tcPr>
+            <w:tcW w:type="dxa" w:w="950"/>
+            <w:tcMar>
+              <w:top w:type="dxa" w:w="60"/>
+              <w:left w:type="dxa" w:w="80"/>
+              <w:bottom w:type="dxa" w:w="60"/>
+              <w:right w:type="dxa" w:w="80"/>
+            </w:tcMar>
+          </w:tcPr>
+          <w:p>
+            <w:r>
+              <w:rPr>
+                <w:rFonts w:ascii="Microsoft JhengHei" w:cs="Microsoft JhengHei" w:eastAsia="Microsoft JhengHei" w:hAnsi="Microsoft JhengHei"/>
+                <w:b w:val="false"/>
+                <w:bCs w:val="false"/>
+                <w:sz w:val="19"/>
+                <w:szCs w:val="19"/>
+              </w:rPr>
+              <w:t xml:space="preserve">USD 372.25</w:t>
+            </w:r>
+          </w:p>
+        </w:tc>
+        <w:tc>
+          <w:tcPr>
+            <w:tcW w:type="dxa" w:w="950"/>
+            <w:tcMar>
+              <w:top w:type="dxa" w:w="60"/>
+              <w:left w:type="dxa" w:w="80"/>
+              <w:bottom w:type="dxa" w:w="60"/>
+              <w:right w:type="dxa" w:w="80"/>
+            </w:tcMar>
+          </w:tcPr>
+          <w:p>
+            <w:r>
+              <w:rPr>
+                <w:rFonts w:ascii="Microsoft JhengHei" w:cs="Microsoft JhengHei" w:eastAsia="Microsoft JhengHei" w:hAnsi="Microsoft JhengHei"/>
+                <w:b w:val="false"/>
+                <w:bCs w:val="false"/>
+                <w:sz w:val="19"/>
+                <w:szCs w:val="19"/>
+              </w:rPr>
+              <w:t xml:space="preserve">428 USD</w:t>
+            </w:r>
+          </w:p>
+        </w:tc>
+        <w:tc>
+          <w:tcPr>
+            <w:tcW w:type="dxa" w:w="700"/>
+            <w:tcMar>
+              <w:top w:type="dxa" w:w="60"/>
+              <w:left w:type="dxa" w:w="80"/>
+              <w:bottom w:type="dxa" w:w="60"/>
+              <w:right w:type="dxa" w:w="80"/>
+            </w:tcMar>
+          </w:tcPr>
+          <w:p>
+            <w:r>
+              <w:rPr>
+                <w:rFonts w:ascii="Microsoft JhengHei" w:cs="Microsoft JhengHei" w:eastAsia="Microsoft JhengHei" w:hAnsi="Microsoft JhengHei"/>
+                <w:b w:val="false"/>
+                <w:bCs w:val="false"/>
+                <w:sz w:val="19"/>
+                <w:szCs w:val="19"/>
+              </w:rPr>
+              <w:t xml:space="preserve">38.3</w:t>
+            </w:r>
+          </w:p>
+        </w:tc>
+        <w:tc>
+          <w:tcPr>
+            <w:tcW w:type="dxa" w:w="600"/>
+            <w:tcMar>
+              <w:top w:type="dxa" w:w="60"/>
+              <w:left w:type="dxa" w:w="80"/>
+              <w:bottom w:type="dxa" w:w="60"/>
+              <w:right w:type="dxa" w:w="80"/>
+            </w:tcMar>
+          </w:tcPr>
+          <w:p>
+            <w:r>
+              <w:rPr>
+                <w:rFonts w:ascii="Microsoft JhengHei" w:cs="Microsoft JhengHei" w:eastAsia="Microsoft JhengHei" w:hAnsi="Microsoft JhengHei"/>
+                <w:b w:val="false"/>
+                <w:bCs w:val="false"/>
+                <w:sz w:val="19"/>
+                <w:szCs w:val="19"/>
+              </w:rPr>
+              <w:t xml:space="preserve">17.3</w:t>
+            </w:r>
+          </w:p>
+        </w:tc>
+        <w:tc>
+          <w:tcPr>
+            <w:tcW w:type="dxa" w:w="700"/>
+            <w:tcMar>
+              <w:top w:type="dxa" w:w="60"/>
+              <w:left w:type="dxa" w:w="80"/>
+              <w:bottom w:type="dxa" w:w="60"/>
+              <w:right w:type="dxa" w:w="80"/>
+            </w:tcMar>
+          </w:tcPr>
+          <w:p>
+            <w:r>
+              <w:rPr>
+                <w:rFonts w:ascii="Microsoft JhengHei" w:cs="Microsoft JhengHei" w:eastAsia="Microsoft JhengHei" w:hAnsi="Microsoft JhengHei"/>
+                <w:b w:val="false"/>
+                <w:bCs w:val="false"/>
+                <w:sz w:val="19"/>
+                <w:szCs w:val="19"/>
+              </w:rPr>
+              <w:t xml:space="preserve">11.6%</w:t>
+            </w:r>
+          </w:p>
+        </w:tc>
+        <w:tc>
+          <w:tcPr>
+            <w:tcW w:type="dxa" w:w="700"/>
+            <w:tcMar>
+              <w:top w:type="dxa" w:w="60"/>
+              <w:left w:type="dxa" w:w="80"/>
+              <w:bottom w:type="dxa" w:w="60"/>
+              <w:right w:type="dxa" w:w="80"/>
+            </w:tcMar>
+          </w:tcPr>
+          <w:p>
+            <w:r>
+              <w:rPr>
+                <w:rFonts w:ascii="Microsoft JhengHei" w:cs="Microsoft JhengHei" w:eastAsia="Microsoft JhengHei" w:hAnsi="Microsoft JhengHei"/>
+                <w:b w:val="false"/>
+                <w:bCs w:val="false"/>
+                <w:sz w:val="19"/>
+                <w:szCs w:val="19"/>
+              </w:rPr>
+              <w:t xml:space="preserve">6.6%</w:t>
+            </w:r>
+          </w:p>
+        </w:tc>
+        <w:tc>
+          <w:tcPr>
+            <w:tcW w:type="dxa" w:w="850"/>
+            <w:tcMar>
+              <w:top w:type="dxa" w:w="60"/>
+              <w:left w:type="dxa" w:w="80"/>
+              <w:bottom w:type="dxa" w:w="60"/>
+              <w:right w:type="dxa" w:w="80"/>
+            </w:tcMar>
+          </w:tcPr>
+          <w:p>
+            <w:r>
+              <w:rPr>
+                <w:rFonts w:ascii="Microsoft JhengHei" w:cs="Microsoft JhengHei" w:eastAsia="Microsoft JhengHei" w:hAnsi="Microsoft JhengHei"/>
+                <w:b w:val="false"/>
+                <w:bCs w:val="false"/>
+                <w:sz w:val="19"/>
+                <w:szCs w:val="19"/>
+              </w:rPr>
+              <w:t xml:space="preserve">+57.8%</w:t>
+            </w:r>
+          </w:p>
+        </w:tc>
+        <w:tc>
+          <w:tcPr>
+            <w:tcW w:type="dxa" w:w="800"/>
+            <w:tcMar>
+              <w:top w:type="dxa" w:w="60"/>
+              <w:left w:type="dxa" w:w="80"/>
+              <w:bottom w:type="dxa" w:w="60"/>
+              <w:right w:type="dxa" w:w="80"/>
+            </w:tcMar>
+          </w:tcPr>
+          <w:p>
+            <w:r>
+              <w:rPr>
+                <w:rFonts w:ascii="Microsoft JhengHei" w:cs="Microsoft JhengHei" w:eastAsia="Microsoft JhengHei" w:hAnsi="Microsoft JhengHei"/>
+                <w:b w:val="false"/>
+                <w:bCs w:val="false"/>
+                <w:sz w:val="19"/>
+                <w:szCs w:val="19"/>
+              </w:rPr>
+              <w:t xml:space="preserve">N/A</w:t>
+            </w:r>
+          </w:p>
+        </w:tc>
+        <w:tc>
+          <w:tcPr>
+            <w:tcW w:type="dxa" w:w="780"/>
+            <w:tcMar>
+              <w:top w:type="dxa" w:w="60"/>
+              <w:left w:type="dxa" w:w="80"/>
+              <w:bottom w:type="dxa" w:w="60"/>
+              <w:right w:type="dxa" w:w="80"/>
+            </w:tcMar>
+          </w:tcPr>
+          <w:p>
+            <w:r>
+              <w:rPr>
+                <w:rFonts w:ascii="Microsoft JhengHei" w:cs="Microsoft JhengHei" w:eastAsia="Microsoft JhengHei" w:hAnsi="Microsoft JhengHei"/>
+                <w:b w:val="false"/>
+                <w:bCs w:val="false"/>
+                <w:sz w:val="19"/>
+                <w:szCs w:val="19"/>
+              </w:rPr>
+              <w:t xml:space="preserve">N/A</w:t>
+            </w:r>
+          </w:p>
+        </w:tc>
+        <w:tc>
+          <w:tcPr>
+            <w:tcW w:type="dxa" w:w="846"/>
+            <w:tcMar>
+              <w:top w:type="dxa" w:w="60"/>
+              <w:left w:type="dxa" w:w="80"/>
+              <w:bottom w:type="dxa" w:w="60"/>
+              <w:right w:type="dxa" w:w="80"/>
+            </w:tcMar>
+          </w:tcPr>
+          <w:p>
+            <w:r>
+              <w:rPr>
+                <w:rFonts w:ascii="Microsoft JhengHei" w:cs="Microsoft JhengHei" w:eastAsia="Microsoft JhengHei" w:hAnsi="Microsoft JhengHei"/>
+                <w:b w:val="false"/>
+                <w:bCs w:val="false"/>
+                <w:sz w:val="19"/>
+                <w:szCs w:val="19"/>
+              </w:rPr>
+              <w:t xml:space="preserve">+75.4%</w:t>
+            </w:r>
+          </w:p>
+        </w:tc>
+      </w:tr>
+      <w:tr>
+        <w:tc>
+          <w:tcPr>
+            <w:tcW w:type="dxa" w:w="1150"/>
+            <w:tcMar>
+              <w:top w:type="dxa" w:w="60"/>
+              <w:left w:type="dxa" w:w="80"/>
+              <w:bottom w:type="dxa" w:w="60"/>
+              <w:right w:type="dxa" w:w="80"/>
+            </w:tcMar>
+          </w:tcPr>
+          <w:p>
+            <w:r>
+              <w:rPr>
+                <w:rFonts w:ascii="Microsoft JhengHei" w:cs="Microsoft JhengHei" w:eastAsia="Microsoft JhengHei" w:hAnsi="Microsoft JhengHei"/>
+                <w:b w:val="false"/>
+                <w:bCs w:val="false"/>
+                <w:sz w:val="19"/>
+                <w:szCs w:val="19"/>
+              </w:rPr>
+              <w:t xml:space="preserve">Arista Networks</w:t>
+            </w:r>
+          </w:p>
+        </w:tc>
+        <w:tc>
+          <w:tcPr>
+            <w:tcW w:type="dxa" w:w="950"/>
+            <w:tcMar>
+              <w:top w:type="dxa" w:w="60"/>
+              <w:left w:type="dxa" w:w="80"/>
+              <w:bottom w:type="dxa" w:w="60"/>
+              <w:right w:type="dxa" w:w="80"/>
+            </w:tcMar>
+          </w:tcPr>
+          <w:p>
+            <w:r>
+              <w:rPr>
+                <w:rFonts w:ascii="Microsoft JhengHei" w:cs="Microsoft JhengHei" w:eastAsia="Microsoft JhengHei" w:hAnsi="Microsoft JhengHei"/>
+                <w:b w:val="false"/>
+                <w:bCs w:val="false"/>
+                <w:sz w:val="19"/>
+                <w:szCs w:val="19"/>
+              </w:rPr>
+              <w:t xml:space="preserve">USD 204.385</w:t>
+            </w:r>
+          </w:p>
+        </w:tc>
+        <w:tc>
+          <w:tcPr>
+            <w:tcW w:type="dxa" w:w="950"/>
+            <w:tcMar>
+              <w:top w:type="dxa" w:w="60"/>
+              <w:left w:type="dxa" w:w="80"/>
+              <w:bottom w:type="dxa" w:w="60"/>
+              <w:right w:type="dxa" w:w="80"/>
+            </w:tcMar>
+          </w:tcPr>
+          <w:p>
+            <w:r>
+              <w:rPr>
+                <w:rFonts w:ascii="Microsoft JhengHei" w:cs="Microsoft JhengHei" w:eastAsia="Microsoft JhengHei" w:hAnsi="Microsoft JhengHei"/>
+                <w:b w:val="false"/>
+                <w:bCs w:val="false"/>
+                <w:sz w:val="19"/>
+                <w:szCs w:val="19"/>
+              </w:rPr>
+              <w:t xml:space="preserve">2,574 USD</w:t>
+            </w:r>
+          </w:p>
+        </w:tc>
+        <w:tc>
+          <w:tcPr>
+            <w:tcW w:type="dxa" w:w="700"/>
+            <w:tcMar>
+              <w:top w:type="dxa" w:w="60"/>
+              <w:left w:type="dxa" w:w="80"/>
+              <w:bottom w:type="dxa" w:w="60"/>
+              <w:right w:type="dxa" w:w="80"/>
+            </w:tcMar>
+          </w:tcPr>
+          <w:p>
+            <w:r>
+              <w:rPr>
+                <w:rFonts w:ascii="Microsoft JhengHei" w:cs="Microsoft JhengHei" w:eastAsia="Microsoft JhengHei" w:hAnsi="Microsoft JhengHei"/>
+                <w:b w:val="false"/>
+                <w:bCs w:val="false"/>
+                <w:sz w:val="19"/>
+                <w:szCs w:val="19"/>
+              </w:rPr>
+              <w:t xml:space="preserve">63.7</w:t>
+            </w:r>
+          </w:p>
+        </w:tc>
+        <w:tc>
+          <w:tcPr>
+            <w:tcW w:type="dxa" w:w="600"/>
+            <w:tcMar>
+              <w:top w:type="dxa" w:w="60"/>
+              <w:left w:type="dxa" w:w="80"/>
+              <w:bottom w:type="dxa" w:w="60"/>
+              <w:right w:type="dxa" w:w="80"/>
+            </w:tcMar>
+          </w:tcPr>
+          <w:p>
+            <w:r>
+              <w:rPr>
+                <w:rFonts w:ascii="Microsoft JhengHei" w:cs="Microsoft JhengHei" w:eastAsia="Microsoft JhengHei" w:hAnsi="Microsoft JhengHei"/>
+                <w:b w:val="false"/>
+                <w:bCs w:val="false"/>
+                <w:sz w:val="19"/>
+                <w:szCs w:val="19"/>
+              </w:rPr>
+              <w:t xml:space="preserve">17.4</w:t>
+            </w:r>
+          </w:p>
+        </w:tc>
+        <w:tc>
+          <w:tcPr>
+            <w:tcW w:type="dxa" w:w="700"/>
+            <w:tcMar>
+              <w:top w:type="dxa" w:w="60"/>
+              <w:left w:type="dxa" w:w="80"/>
+              <w:bottom w:type="dxa" w:w="60"/>
+              <w:right w:type="dxa" w:w="80"/>
+            </w:tcMar>
+          </w:tcPr>
+          <w:p>
+            <w:r>
+              <w:rPr>
+                <w:rFonts w:ascii="Microsoft JhengHei" w:cs="Microsoft JhengHei" w:eastAsia="Microsoft JhengHei" w:hAnsi="Microsoft JhengHei"/>
+                <w:b w:val="false"/>
+                <w:bCs w:val="false"/>
+                <w:sz w:val="19"/>
+                <w:szCs w:val="19"/>
+              </w:rPr>
+              <w:t xml:space="preserve">62.4%</w:t>
+            </w:r>
+          </w:p>
+        </w:tc>
+        <w:tc>
+          <w:tcPr>
+            <w:tcW w:type="dxa" w:w="700"/>
+            <w:tcMar>
+              <w:top w:type="dxa" w:w="60"/>
+              <w:left w:type="dxa" w:w="80"/>
+              <w:bottom w:type="dxa" w:w="60"/>
+              <w:right w:type="dxa" w:w="80"/>
+            </w:tcMar>
+          </w:tcPr>
+          <w:p>
+            <w:r>
+              <w:rPr>
+                <w:rFonts w:ascii="Microsoft JhengHei" w:cs="Microsoft JhengHei" w:eastAsia="Microsoft JhengHei" w:hAnsi="Microsoft JhengHei"/>
+                <w:b w:val="false"/>
+                <w:bCs w:val="false"/>
+                <w:sz w:val="19"/>
+                <w:szCs w:val="19"/>
+              </w:rPr>
+              <w:t xml:space="preserve">38.9%</w:t>
+            </w:r>
+          </w:p>
+        </w:tc>
+        <w:tc>
+          <w:tcPr>
+            <w:tcW w:type="dxa" w:w="850"/>
+            <w:tcMar>
+              <w:top w:type="dxa" w:w="60"/>
+              <w:left w:type="dxa" w:w="80"/>
+              <w:bottom w:type="dxa" w:w="60"/>
+              <w:right w:type="dxa" w:w="80"/>
+            </w:tcMar>
+          </w:tcPr>
+          <w:p>
+            <w:r>
+              <w:rPr>
+                <w:rFonts w:ascii="Microsoft JhengHei" w:cs="Microsoft JhengHei" w:eastAsia="Microsoft JhengHei" w:hAnsi="Microsoft JhengHei"/>
+                <w:b w:val="false"/>
+                <w:bCs w:val="false"/>
+                <w:sz w:val="19"/>
+                <w:szCs w:val="19"/>
+              </w:rPr>
+              <w:t xml:space="preserve">+36.5%</w:t>
+            </w:r>
+          </w:p>
+        </w:tc>
+        <w:tc>
+          <w:tcPr>
+            <w:tcW w:type="dxa" w:w="800"/>
+            <w:tcMar>
+              <w:top w:type="dxa" w:w="60"/>
+              <w:left w:type="dxa" w:w="80"/>
+              <w:bottom w:type="dxa" w:w="60"/>
+              <w:right w:type="dxa" w:w="80"/>
+            </w:tcMar>
+          </w:tcPr>
+          <w:p>
+            <w:r>
+              <w:rPr>
+                <w:rFonts w:ascii="Microsoft JhengHei" w:cs="Microsoft JhengHei" w:eastAsia="Microsoft JhengHei" w:hAnsi="Microsoft JhengHei"/>
+                <w:b w:val="false"/>
+                <w:bCs w:val="false"/>
+                <w:sz w:val="19"/>
+                <w:szCs w:val="19"/>
+              </w:rPr>
+              <w:t xml:space="preserve">N/A</w:t>
+            </w:r>
+          </w:p>
+        </w:tc>
+        <w:tc>
+          <w:tcPr>
+            <w:tcW w:type="dxa" w:w="780"/>
+            <w:tcMar>
+              <w:top w:type="dxa" w:w="60"/>
+              <w:left w:type="dxa" w:w="80"/>
+              <w:bottom w:type="dxa" w:w="60"/>
+              <w:right w:type="dxa" w:w="80"/>
+            </w:tcMar>
+          </w:tcPr>
+          <w:p>
+            <w:r>
+              <w:rPr>
+                <w:rFonts w:ascii="Microsoft JhengHei" w:cs="Microsoft JhengHei" w:eastAsia="Microsoft JhengHei" w:hAnsi="Microsoft JhengHei"/>
+                <w:b w:val="false"/>
+                <w:bCs w:val="false"/>
+                <w:sz w:val="19"/>
+                <w:szCs w:val="19"/>
+              </w:rPr>
+              <w:t xml:space="preserve">N/A</w:t>
+            </w:r>
+          </w:p>
+        </w:tc>
+        <w:tc>
+          <w:tcPr>
+            <w:tcW w:type="dxa" w:w="846"/>
+            <w:tcMar>
+              <w:top w:type="dxa" w:w="60"/>
+              <w:left w:type="dxa" w:w="80"/>
+              <w:bottom w:type="dxa" w:w="60"/>
+              <w:right w:type="dxa" w:w="80"/>
+            </w:tcMar>
+          </w:tcPr>
+          <w:p>
+            <w:r>
+              <w:rPr>
+                <w:rFonts w:ascii="Microsoft JhengHei" w:cs="Microsoft JhengHei" w:eastAsia="Microsoft JhengHei" w:hAnsi="Microsoft JhengHei"/>
+                <w:b w:val="false"/>
+                <w:bCs w:val="false"/>
+                <w:sz w:val="19"/>
+                <w:szCs w:val="19"/>
+              </w:rPr>
+              <w:t xml:space="preserve">+35.2%</w:t>
+            </w:r>
+          </w:p>
+        </w:tc>
+      </w:tr>
+      <w:tr>
+        <w:tc>
+          <w:tcPr>
+            <w:tcW w:type="dxa" w:w="1150"/>
+            <w:tcMar>
+              <w:top w:type="dxa" w:w="60"/>
+              <w:left w:type="dxa" w:w="80"/>
+              <w:bottom w:type="dxa" w:w="60"/>
+              <w:right w:type="dxa" w:w="80"/>
+            </w:tcMar>
+          </w:tcPr>
+          <w:p>
+            <w:r>
+              <w:rPr>
+                <w:rFonts w:ascii="Microsoft JhengHei" w:cs="Microsoft JhengHei" w:eastAsia="Microsoft JhengHei" w:hAnsi="Microsoft JhengHei"/>
+                <w:b w:val="false"/>
+                <w:bCs w:val="false"/>
+                <w:sz w:val="19"/>
+                <w:szCs w:val="19"/>
+              </w:rPr>
+              <w:t xml:space="preserve">啟碁</w:t>
+            </w:r>
+          </w:p>
+        </w:tc>
+        <w:tc>
+          <w:tcPr>
+            <w:tcW w:type="dxa" w:w="950"/>
+            <w:tcMar>
+              <w:top w:type="dxa" w:w="60"/>
+              <w:left w:type="dxa" w:w="80"/>
+              <w:bottom w:type="dxa" w:w="60"/>
+              <w:right w:type="dxa" w:w="80"/>
+            </w:tcMar>
+          </w:tcPr>
+          <w:p>
+            <w:r>
+              <w:rPr>
+                <w:rFonts w:ascii="Microsoft JhengHei" w:cs="Microsoft JhengHei" w:eastAsia="Microsoft JhengHei" w:hAnsi="Microsoft JhengHei"/>
+                <w:b w:val="false"/>
+                <w:bCs w:val="false"/>
+                <w:sz w:val="19"/>
+                <w:szCs w:val="19"/>
+              </w:rPr>
+              <w:t xml:space="preserve">TWD 235.5</w:t>
+            </w:r>
+          </w:p>
+        </w:tc>
+        <w:tc>
+          <w:tcPr>
+            <w:tcW w:type="dxa" w:w="950"/>
+            <w:tcMar>
+              <w:top w:type="dxa" w:w="60"/>
+              <w:left w:type="dxa" w:w="80"/>
+              <w:bottom w:type="dxa" w:w="60"/>
+              <w:right w:type="dxa" w:w="80"/>
+            </w:tcMar>
+          </w:tcPr>
+          <w:p>
+            <w:r>
+              <w:rPr>
+                <w:rFonts w:ascii="Microsoft JhengHei" w:cs="Microsoft JhengHei" w:eastAsia="Microsoft JhengHei" w:hAnsi="Microsoft JhengHei"/>
+                <w:b w:val="false"/>
+                <w:bCs w:val="false"/>
+                <w:sz w:val="19"/>
+                <w:szCs w:val="19"/>
+              </w:rPr>
+              <w:t xml:space="preserve">1,139 TWD</w:t>
+            </w:r>
+          </w:p>
+        </w:tc>
+        <w:tc>
+          <w:tcPr>
+            <w:tcW w:type="dxa" w:w="700"/>
+            <w:tcMar>
+              <w:top w:type="dxa" w:w="60"/>
+              <w:left w:type="dxa" w:w="80"/>
+              <w:bottom w:type="dxa" w:w="60"/>
+              <w:right w:type="dxa" w:w="80"/>
+            </w:tcMar>
+          </w:tcPr>
+          <w:p>
+            <w:r>
+              <w:rPr>
+                <w:rFonts w:ascii="Microsoft JhengHei" w:cs="Microsoft JhengHei" w:eastAsia="Microsoft JhengHei" w:hAnsi="Microsoft JhengHei"/>
+                <w:b w:val="false"/>
+                <w:bCs w:val="false"/>
+                <w:sz w:val="19"/>
+                <w:szCs w:val="19"/>
+              </w:rPr>
+              <w:t xml:space="preserve">25.6</w:t>
+            </w:r>
+          </w:p>
+        </w:tc>
+        <w:tc>
+          <w:tcPr>
+            <w:tcW w:type="dxa" w:w="600"/>
+            <w:tcMar>
+              <w:top w:type="dxa" w:w="60"/>
+              <w:left w:type="dxa" w:w="80"/>
+              <w:bottom w:type="dxa" w:w="60"/>
+              <w:right w:type="dxa" w:w="80"/>
+            </w:tcMar>
+          </w:tcPr>
+          <w:p>
+            <w:r>
+              <w:rPr>
+                <w:rFonts w:ascii="Microsoft JhengHei" w:cs="Microsoft JhengHei" w:eastAsia="Microsoft JhengHei" w:hAnsi="Microsoft JhengHei"/>
+                <w:b w:val="false"/>
+                <w:bCs w:val="false"/>
+                <w:sz w:val="19"/>
+                <w:szCs w:val="19"/>
+              </w:rPr>
+              <w:t xml:space="preserve">3.2</w:t>
+            </w:r>
+          </w:p>
+        </w:tc>
+        <w:tc>
+          <w:tcPr>
+            <w:tcW w:type="dxa" w:w="700"/>
+            <w:tcMar>
+              <w:top w:type="dxa" w:w="60"/>
+              <w:left w:type="dxa" w:w="80"/>
+              <w:bottom w:type="dxa" w:w="60"/>
+              <w:right w:type="dxa" w:w="80"/>
+            </w:tcMar>
+          </w:tcPr>
+          <w:p>
+            <w:r>
+              <w:rPr>
+                <w:rFonts w:ascii="Microsoft JhengHei" w:cs="Microsoft JhengHei" w:eastAsia="Microsoft JhengHei" w:hAnsi="Microsoft JhengHei"/>
+                <w:b w:val="false"/>
+                <w:bCs w:val="false"/>
+                <w:sz w:val="19"/>
+                <w:szCs w:val="19"/>
+              </w:rPr>
+              <w:t xml:space="preserve">13.0%</w:t>
+            </w:r>
+          </w:p>
+        </w:tc>
+        <w:tc>
+          <w:tcPr>
+            <w:tcW w:type="dxa" w:w="700"/>
+            <w:tcMar>
+              <w:top w:type="dxa" w:w="60"/>
+              <w:left w:type="dxa" w:w="80"/>
+              <w:bottom w:type="dxa" w:w="60"/>
+              <w:right w:type="dxa" w:w="80"/>
+            </w:tcMar>
+          </w:tcPr>
+          <w:p>
+            <w:r>
+              <w:rPr>
+                <w:rFonts w:ascii="Microsoft JhengHei" w:cs="Microsoft JhengHei" w:eastAsia="Microsoft JhengHei" w:hAnsi="Microsoft JhengHei"/>
+                <w:b w:val="false"/>
+                <w:bCs w:val="false"/>
+                <w:sz w:val="19"/>
+                <w:szCs w:val="19"/>
+              </w:rPr>
+              <w:t xml:space="preserve">4.0%</w:t>
+            </w:r>
+          </w:p>
+        </w:tc>
+        <w:tc>
+          <w:tcPr>
+            <w:tcW w:type="dxa" w:w="850"/>
+            <w:tcMar>
+              <w:top w:type="dxa" w:w="60"/>
+              <w:left w:type="dxa" w:w="80"/>
+              <w:bottom w:type="dxa" w:w="60"/>
+              <w:right w:type="dxa" w:w="80"/>
+            </w:tcMar>
+          </w:tcPr>
+          <w:p>
+            <w:r>
+              <w:rPr>
+                <w:rFonts w:ascii="Microsoft JhengHei" w:cs="Microsoft JhengHei" w:eastAsia="Microsoft JhengHei" w:hAnsi="Microsoft JhengHei"/>
+                <w:b w:val="false"/>
+                <w:bCs w:val="false"/>
+                <w:sz w:val="19"/>
+                <w:szCs w:val="19"/>
+              </w:rPr>
+              <w:t xml:space="preserve">+22.8%</w:t>
+            </w:r>
+          </w:p>
+        </w:tc>
+        <w:tc>
+          <w:tcPr>
+            <w:tcW w:type="dxa" w:w="800"/>
+            <w:tcMar>
+              <w:top w:type="dxa" w:w="60"/>
+              <w:left w:type="dxa" w:w="80"/>
+              <w:bottom w:type="dxa" w:w="60"/>
+              <w:right w:type="dxa" w:w="80"/>
+            </w:tcMar>
+          </w:tcPr>
+          <w:p>
+            <w:r>
+              <w:rPr>
+                <w:rFonts w:ascii="Microsoft JhengHei" w:cs="Microsoft JhengHei" w:eastAsia="Microsoft JhengHei" w:hAnsi="Microsoft JhengHei"/>
+                <w:b w:val="false"/>
+                <w:bCs w:val="false"/>
+                <w:sz w:val="19"/>
+                <w:szCs w:val="19"/>
+              </w:rPr>
+              <w:t xml:space="preserve">+81.2%</w:t>
+            </w:r>
+          </w:p>
+        </w:tc>
+        <w:tc>
+          <w:tcPr>
+            <w:tcW w:type="dxa" w:w="780"/>
+            <w:tcMar>
+              <w:top w:type="dxa" w:w="60"/>
+              <w:left w:type="dxa" w:w="80"/>
+              <w:bottom w:type="dxa" w:w="60"/>
+              <w:right w:type="dxa" w:w="80"/>
+            </w:tcMar>
+          </w:tcPr>
+          <w:p>
+            <w:r>
+              <w:rPr>
+                <w:rFonts w:ascii="Microsoft JhengHei" w:cs="Microsoft JhengHei" w:eastAsia="Microsoft JhengHei" w:hAnsi="Microsoft JhengHei"/>
+                <w:b w:val="false"/>
+                <w:bCs w:val="false"/>
+                <w:sz w:val="19"/>
+                <w:szCs w:val="19"/>
+              </w:rPr>
+              <w:t xml:space="preserve">+37.8%</w:t>
+            </w:r>
+          </w:p>
+        </w:tc>
+        <w:tc>
+          <w:tcPr>
+            <w:tcW w:type="dxa" w:w="846"/>
+            <w:tcMar>
+              <w:top w:type="dxa" w:w="60"/>
+              <w:left w:type="dxa" w:w="80"/>
+              <w:bottom w:type="dxa" w:w="60"/>
+              <w:right w:type="dxa" w:w="80"/>
+            </w:tcMar>
+          </w:tcPr>
+          <w:p>
+            <w:r>
+              <w:rPr>
+                <w:rFonts w:ascii="Microsoft JhengHei" w:cs="Microsoft JhengHei" w:eastAsia="Microsoft JhengHei" w:hAnsi="Microsoft JhengHei"/>
+                <w:b w:val="false"/>
+                <w:bCs w:val="false"/>
+                <w:sz w:val="19"/>
+                <w:szCs w:val="19"/>
+              </w:rPr>
+              <w:t xml:space="preserve">+229.1%</w:t>
+            </w:r>
+          </w:p>
+        </w:tc>
+      </w:tr>
+      <w:tr>
+        <w:tc>
+          <w:tcPr>
+            <w:tcW w:type="dxa" w:w="1150"/>
+            <w:tcMar>
+              <w:top w:type="dxa" w:w="60"/>
+              <w:left w:type="dxa" w:w="80"/>
+              <w:bottom w:type="dxa" w:w="60"/>
+              <w:right w:type="dxa" w:w="80"/>
+            </w:tcMar>
+          </w:tcPr>
+          <w:p>
+            <w:r>
+              <w:rPr>
+                <w:rFonts w:ascii="Microsoft JhengHei" w:cs="Microsoft JhengHei" w:eastAsia="Microsoft JhengHei" w:hAnsi="Microsoft JhengHei"/>
+                <w:b w:val="false"/>
+                <w:bCs w:val="false"/>
+                <w:sz w:val="19"/>
+                <w:szCs w:val="19"/>
+              </w:rPr>
+              <w:t xml:space="preserve">同業中位數</w:t>
+            </w:r>
+          </w:p>
+        </w:tc>
+        <w:tc>
+          <w:tcPr>
+            <w:tcW w:type="dxa" w:w="950"/>
+            <w:tcMar>
+              <w:top w:type="dxa" w:w="60"/>
+              <w:left w:type="dxa" w:w="80"/>
+              <w:bottom w:type="dxa" w:w="60"/>
+              <w:right w:type="dxa" w:w="80"/>
+            </w:tcMar>
+          </w:tcPr>
+          <w:p>
+            <w:r>
+              <w:rPr>
+                <w:rFonts w:ascii="Microsoft JhengHei" w:cs="Microsoft JhengHei" w:eastAsia="Microsoft JhengHei" w:hAnsi="Microsoft JhengHei"/>
+                <w:b w:val="false"/>
+                <w:bCs w:val="false"/>
+                <w:sz w:val="19"/>
+                <w:szCs w:val="19"/>
+              </w:rPr>
+              <w:t xml:space="preserve"/>
+            </w:r>
+          </w:p>
+        </w:tc>
+        <w:tc>
+          <w:tcPr>
+            <w:tcW w:type="dxa" w:w="950"/>
+            <w:tcMar>
+              <w:top w:type="dxa" w:w="60"/>
+              <w:left w:type="dxa" w:w="80"/>
+              <w:bottom w:type="dxa" w:w="60"/>
+              <w:right w:type="dxa" w:w="80"/>
+            </w:tcMar>
+          </w:tcPr>
+          <w:p>
+            <w:r>
+              <w:rPr>
+                <w:rFonts w:ascii="Microsoft JhengHei" w:cs="Microsoft JhengHei" w:eastAsia="Microsoft JhengHei" w:hAnsi="Microsoft JhengHei"/>
+                <w:b w:val="false"/>
+                <w:bCs w:val="false"/>
+                <w:sz w:val="19"/>
+                <w:szCs w:val="19"/>
+              </w:rPr>
+              <w:t xml:space="preserve"/>
+            </w:r>
+          </w:p>
+        </w:tc>
+        <w:tc>
+          <w:tcPr>
+            <w:tcW w:type="dxa" w:w="700"/>
+            <w:tcMar>
+              <w:top w:type="dxa" w:w="60"/>
+              <w:left w:type="dxa" w:w="80"/>
+              <w:bottom w:type="dxa" w:w="60"/>
+              <w:right w:type="dxa" w:w="80"/>
+            </w:tcMar>
+          </w:tcPr>
+          <w:p>
+            <w:r>
+              <w:rPr>
+                <w:rFonts w:ascii="Microsoft JhengHei" w:cs="Microsoft JhengHei" w:eastAsia="Microsoft JhengHei" w:hAnsi="Microsoft JhengHei"/>
+                <w:b w:val="false"/>
+                <w:bCs w:val="false"/>
+                <w:sz w:val="19"/>
+                <w:szCs w:val="19"/>
+              </w:rPr>
+              <w:t xml:space="preserve">38.3</w:t>
+            </w:r>
+          </w:p>
+        </w:tc>
+        <w:tc>
+          <w:tcPr>
+            <w:tcW w:type="dxa" w:w="600"/>
+            <w:tcMar>
+              <w:top w:type="dxa" w:w="60"/>
+              <w:left w:type="dxa" w:w="80"/>
+              <w:bottom w:type="dxa" w:w="60"/>
+              <w:right w:type="dxa" w:w="80"/>
+            </w:tcMar>
+          </w:tcPr>
+          <w:p>
+            <w:r>
+              <w:rPr>
+                <w:rFonts w:ascii="Microsoft JhengHei" w:cs="Microsoft JhengHei" w:eastAsia="Microsoft JhengHei" w:hAnsi="Microsoft JhengHei"/>
+                <w:b w:val="false"/>
+                <w:bCs w:val="false"/>
+                <w:sz w:val="19"/>
+                <w:szCs w:val="19"/>
+              </w:rPr>
+              <w:t xml:space="preserve">17.3</w:t>
+            </w:r>
+          </w:p>
+        </w:tc>
+        <w:tc>
+          <w:tcPr>
+            <w:tcW w:type="dxa" w:w="700"/>
+            <w:tcMar>
+              <w:top w:type="dxa" w:w="60"/>
+              <w:left w:type="dxa" w:w="80"/>
+              <w:bottom w:type="dxa" w:w="60"/>
+              <w:right w:type="dxa" w:w="80"/>
+            </w:tcMar>
+          </w:tcPr>
+          <w:p>
+            <w:r>
+              <w:rPr>
+                <w:rFonts w:ascii="Microsoft JhengHei" w:cs="Microsoft JhengHei" w:eastAsia="Microsoft JhengHei" w:hAnsi="Microsoft JhengHei"/>
+                <w:b w:val="false"/>
+                <w:bCs w:val="false"/>
+                <w:sz w:val="19"/>
+                <w:szCs w:val="19"/>
+              </w:rPr>
+              <w:t xml:space="preserve">13.0%</w:t>
+            </w:r>
+          </w:p>
+        </w:tc>
+        <w:tc>
+          <w:tcPr>
+            <w:tcW w:type="dxa" w:w="700"/>
+            <w:tcMar>
+              <w:top w:type="dxa" w:w="60"/>
+              <w:left w:type="dxa" w:w="80"/>
+              <w:bottom w:type="dxa" w:w="60"/>
+              <w:right w:type="dxa" w:w="80"/>
+            </w:tcMar>
+          </w:tcPr>
+          <w:p>
+            <w:r>
+              <w:rPr>
+                <w:rFonts w:ascii="Microsoft JhengHei" w:cs="Microsoft JhengHei" w:eastAsia="Microsoft JhengHei" w:hAnsi="Microsoft JhengHei"/>
+                <w:b w:val="false"/>
+                <w:bCs w:val="false"/>
+                <w:sz w:val="19"/>
+                <w:szCs w:val="19"/>
+              </w:rPr>
+              <w:t xml:space="preserve">6.6%</w:t>
+            </w:r>
+          </w:p>
+        </w:tc>
+        <w:tc>
+          <w:tcPr>
+            <w:tcW w:type="dxa" w:w="850"/>
+            <w:tcMar>
+              <w:top w:type="dxa" w:w="60"/>
+              <w:left w:type="dxa" w:w="80"/>
+              <w:bottom w:type="dxa" w:w="60"/>
+              <w:right w:type="dxa" w:w="80"/>
+            </w:tcMar>
+          </w:tcPr>
+          <w:p>
+            <w:r>
+              <w:rPr>
+                <w:rFonts w:ascii="Microsoft JhengHei" w:cs="Microsoft JhengHei" w:eastAsia="Microsoft JhengHei" w:hAnsi="Microsoft JhengHei"/>
+                <w:b w:val="false"/>
+                <w:bCs w:val="false"/>
+                <w:sz w:val="19"/>
+                <w:szCs w:val="19"/>
+              </w:rPr>
+              <w:t xml:space="preserve">+36.5%</w:t>
+            </w:r>
+          </w:p>
+        </w:tc>
+        <w:tc>
+          <w:tcPr>
+            <w:tcW w:type="dxa" w:w="800"/>
+            <w:tcMar>
+              <w:top w:type="dxa" w:w="60"/>
+              <w:left w:type="dxa" w:w="80"/>
+              <w:bottom w:type="dxa" w:w="60"/>
+              <w:right w:type="dxa" w:w="80"/>
+            </w:tcMar>
+          </w:tcPr>
+          <w:p>
+            <w:r>
+              <w:rPr>
+                <w:rFonts w:ascii="Microsoft JhengHei" w:cs="Microsoft JhengHei" w:eastAsia="Microsoft JhengHei" w:hAnsi="Microsoft JhengHei"/>
+                <w:b w:val="false"/>
+                <w:bCs w:val="false"/>
+                <w:sz w:val="19"/>
+                <w:szCs w:val="19"/>
+              </w:rPr>
+              <w:t xml:space="preserve"/>
+            </w:r>
+          </w:p>
+        </w:tc>
+        <w:tc>
+          <w:tcPr>
+            <w:tcW w:type="dxa" w:w="780"/>
+            <w:tcMar>
+              <w:top w:type="dxa" w:w="60"/>
+              <w:left w:type="dxa" w:w="80"/>
+              <w:bottom w:type="dxa" w:w="60"/>
+              <w:right w:type="dxa" w:w="80"/>
+            </w:tcMar>
+          </w:tcPr>
+          <w:p>
+            <w:r>
+              <w:rPr>
+                <w:rFonts w:ascii="Microsoft JhengHei" w:cs="Microsoft JhengHei" w:eastAsia="Microsoft JhengHei" w:hAnsi="Microsoft JhengHei"/>
+                <w:b w:val="false"/>
+                <w:bCs w:val="false"/>
+                <w:sz w:val="19"/>
+                <w:szCs w:val="19"/>
+              </w:rPr>
+              <w:t xml:space="preserve"/>
+            </w:r>
+          </w:p>
+        </w:tc>
+        <w:tc>
+          <w:tcPr>
+            <w:tcW w:type="dxa" w:w="846"/>
+            <w:tcMar>
+              <w:top w:type="dxa" w:w="60"/>
+              <w:left w:type="dxa" w:w="80"/>
+              <w:bottom w:type="dxa" w:w="60"/>
+              <w:right w:type="dxa" w:w="80"/>
+            </w:tcMar>
+          </w:tcPr>
+          <w:p>
+            <w:r>
+              <w:rPr>
+                <w:rFonts w:ascii="Microsoft JhengHei" w:cs="Microsoft JhengHei" w:eastAsia="Microsoft JhengHei" w:hAnsi="Microsoft JhengHei"/>
+                <w:b w:val="false"/>
+                <w:bCs w:val="false"/>
+                <w:sz w:val="19"/>
+                <w:szCs w:val="19"/>
+              </w:rPr>
+              <w:t xml:space="preserve">+75.4%</w:t>
+            </w:r>
+          </w:p>
+        </w:tc>
+      </w:tr>
+      <w:tr>
+        <w:tc>
+          <w:tcPr>
+            <w:tcW w:type="dxa" w:w="1150"/>
+            <w:tcMar>
+              <w:top w:type="dxa" w:w="60"/>
+              <w:left w:type="dxa" w:w="80"/>
+              <w:bottom w:type="dxa" w:w="60"/>
+              <w:right w:type="dxa" w:w="80"/>
+            </w:tcMar>
+          </w:tcPr>
+          <w:p>
+            <w:r>
+              <w:rPr>
+                <w:rFonts w:ascii="Microsoft JhengHei" w:cs="Microsoft JhengHei" w:eastAsia="Microsoft JhengHei" w:hAnsi="Microsoft JhengHei"/>
+                <w:b w:val="false"/>
+                <w:bCs w:val="false"/>
+                <w:sz w:val="19"/>
+                <w:szCs w:val="19"/>
+              </w:rPr>
+              <w:t xml:space="preserve">同業平均</w:t>
+            </w:r>
+          </w:p>
+        </w:tc>
+        <w:tc>
+          <w:tcPr>
+            <w:tcW w:type="dxa" w:w="950"/>
+            <w:tcMar>
+              <w:top w:type="dxa" w:w="60"/>
+              <w:left w:type="dxa" w:w="80"/>
+              <w:bottom w:type="dxa" w:w="60"/>
+              <w:right w:type="dxa" w:w="80"/>
+            </w:tcMar>
+          </w:tcPr>
+          <w:p>
+            <w:r>
+              <w:rPr>
+                <w:rFonts w:ascii="Microsoft JhengHei" w:cs="Microsoft JhengHei" w:eastAsia="Microsoft JhengHei" w:hAnsi="Microsoft JhengHei"/>
+                <w:b w:val="false"/>
+                <w:bCs w:val="false"/>
+                <w:sz w:val="19"/>
+                <w:szCs w:val="19"/>
+              </w:rPr>
+              <w:t xml:space="preserve"/>
+            </w:r>
+          </w:p>
+        </w:tc>
+        <w:tc>
+          <w:tcPr>
+            <w:tcW w:type="dxa" w:w="950"/>
+            <w:tcMar>
+              <w:top w:type="dxa" w:w="60"/>
+              <w:left w:type="dxa" w:w="80"/>
+              <w:bottom w:type="dxa" w:w="60"/>
+              <w:right w:type="dxa" w:w="80"/>
+            </w:tcMar>
+          </w:tcPr>
+          <w:p>
+            <w:r>
+              <w:rPr>
+                <w:rFonts w:ascii="Microsoft JhengHei" w:cs="Microsoft JhengHei" w:eastAsia="Microsoft JhengHei" w:hAnsi="Microsoft JhengHei"/>
+                <w:b w:val="false"/>
+                <w:bCs w:val="false"/>
+                <w:sz w:val="19"/>
+                <w:szCs w:val="19"/>
+              </w:rPr>
+              <w:t xml:space="preserve"/>
+            </w:r>
+          </w:p>
+        </w:tc>
+        <w:tc>
+          <w:tcPr>
+            <w:tcW w:type="dxa" w:w="700"/>
+            <w:tcMar>
+              <w:top w:type="dxa" w:w="60"/>
+              <w:left w:type="dxa" w:w="80"/>
+              <w:bottom w:type="dxa" w:w="60"/>
+              <w:right w:type="dxa" w:w="80"/>
+            </w:tcMar>
+          </w:tcPr>
+          <w:p>
+            <w:r>
+              <w:rPr>
+                <w:rFonts w:ascii="Microsoft JhengHei" w:cs="Microsoft JhengHei" w:eastAsia="Microsoft JhengHei" w:hAnsi="Microsoft JhengHei"/>
+                <w:b w:val="false"/>
+                <w:bCs w:val="false"/>
+                <w:sz w:val="19"/>
+                <w:szCs w:val="19"/>
+              </w:rPr>
+              <w:t xml:space="preserve">42.5</w:t>
+            </w:r>
+          </w:p>
+        </w:tc>
+        <w:tc>
+          <w:tcPr>
+            <w:tcW w:type="dxa" w:w="600"/>
+            <w:tcMar>
+              <w:top w:type="dxa" w:w="60"/>
+              <w:left w:type="dxa" w:w="80"/>
+              <w:bottom w:type="dxa" w:w="60"/>
+              <w:right w:type="dxa" w:w="80"/>
+            </w:tcMar>
+          </w:tcPr>
+          <w:p>
+            <w:r>
+              <w:rPr>
+                <w:rFonts w:ascii="Microsoft JhengHei" w:cs="Microsoft JhengHei" w:eastAsia="Microsoft JhengHei" w:hAnsi="Microsoft JhengHei"/>
+                <w:b w:val="false"/>
+                <w:bCs w:val="false"/>
+                <w:sz w:val="19"/>
+                <w:szCs w:val="19"/>
+              </w:rPr>
+              <w:t xml:space="preserve">12.6</w:t>
+            </w:r>
+          </w:p>
+        </w:tc>
+        <w:tc>
+          <w:tcPr>
+            <w:tcW w:type="dxa" w:w="700"/>
+            <w:tcMar>
+              <w:top w:type="dxa" w:w="60"/>
+              <w:left w:type="dxa" w:w="80"/>
+              <w:bottom w:type="dxa" w:w="60"/>
+              <w:right w:type="dxa" w:w="80"/>
+            </w:tcMar>
+          </w:tcPr>
+          <w:p>
+            <w:r>
+              <w:rPr>
+                <w:rFonts w:ascii="Microsoft JhengHei" w:cs="Microsoft JhengHei" w:eastAsia="Microsoft JhengHei" w:hAnsi="Microsoft JhengHei"/>
+                <w:b w:val="false"/>
+                <w:bCs w:val="false"/>
+                <w:sz w:val="19"/>
+                <w:szCs w:val="19"/>
+              </w:rPr>
+              <w:t xml:space="preserve">29.0%</w:t>
+            </w:r>
+          </w:p>
+        </w:tc>
+        <w:tc>
+          <w:tcPr>
+            <w:tcW w:type="dxa" w:w="700"/>
+            <w:tcMar>
+              <w:top w:type="dxa" w:w="60"/>
+              <w:left w:type="dxa" w:w="80"/>
+              <w:bottom w:type="dxa" w:w="60"/>
+              <w:right w:type="dxa" w:w="80"/>
+            </w:tcMar>
+          </w:tcPr>
+          <w:p>
+            <w:r>
+              <w:rPr>
+                <w:rFonts w:ascii="Microsoft JhengHei" w:cs="Microsoft JhengHei" w:eastAsia="Microsoft JhengHei" w:hAnsi="Microsoft JhengHei"/>
+                <w:b w:val="false"/>
+                <w:bCs w:val="false"/>
+                <w:sz w:val="19"/>
+                <w:szCs w:val="19"/>
+              </w:rPr>
+              <w:t xml:space="preserve">16.5%</w:t>
+            </w:r>
+          </w:p>
+        </w:tc>
+        <w:tc>
+          <w:tcPr>
+            <w:tcW w:type="dxa" w:w="850"/>
+            <w:tcMar>
+              <w:top w:type="dxa" w:w="60"/>
+              <w:left w:type="dxa" w:w="80"/>
+              <w:bottom w:type="dxa" w:w="60"/>
+              <w:right w:type="dxa" w:w="80"/>
+            </w:tcMar>
+          </w:tcPr>
+          <w:p>
+            <w:r>
+              <w:rPr>
+                <w:rFonts w:ascii="Microsoft JhengHei" w:cs="Microsoft JhengHei" w:eastAsia="Microsoft JhengHei" w:hAnsi="Microsoft JhengHei"/>
+                <w:b w:val="false"/>
+                <w:bCs w:val="false"/>
+                <w:sz w:val="19"/>
+                <w:szCs w:val="19"/>
+              </w:rPr>
+              <w:t xml:space="preserve">+39.0%</w:t>
+            </w:r>
+          </w:p>
+        </w:tc>
+        <w:tc>
+          <w:tcPr>
+            <w:tcW w:type="dxa" w:w="800"/>
+            <w:tcMar>
+              <w:top w:type="dxa" w:w="60"/>
+              <w:left w:type="dxa" w:w="80"/>
+              <w:bottom w:type="dxa" w:w="60"/>
+              <w:right w:type="dxa" w:w="80"/>
+            </w:tcMar>
+          </w:tcPr>
+          <w:p>
+            <w:r>
+              <w:rPr>
+                <w:rFonts w:ascii="Microsoft JhengHei" w:cs="Microsoft JhengHei" w:eastAsia="Microsoft JhengHei" w:hAnsi="Microsoft JhengHei"/>
+                <w:b w:val="false"/>
+                <w:bCs w:val="false"/>
+                <w:sz w:val="19"/>
+                <w:szCs w:val="19"/>
+              </w:rPr>
+              <w:t xml:space="preserve"/>
+            </w:r>
+          </w:p>
+        </w:tc>
+        <w:tc>
+          <w:tcPr>
+            <w:tcW w:type="dxa" w:w="780"/>
+            <w:tcMar>
+              <w:top w:type="dxa" w:w="60"/>
+              <w:left w:type="dxa" w:w="80"/>
+              <w:bottom w:type="dxa" w:w="60"/>
+              <w:right w:type="dxa" w:w="80"/>
+            </w:tcMar>
+          </w:tcPr>
+          <w:p>
+            <w:r>
+              <w:rPr>
+                <w:rFonts w:ascii="Microsoft JhengHei" w:cs="Microsoft JhengHei" w:eastAsia="Microsoft JhengHei" w:hAnsi="Microsoft JhengHei"/>
+                <w:b w:val="false"/>
+                <w:bCs w:val="false"/>
+                <w:sz w:val="19"/>
+                <w:szCs w:val="19"/>
+              </w:rPr>
+              <w:t xml:space="preserve"/>
+            </w:r>
+          </w:p>
+        </w:tc>
+        <w:tc>
+          <w:tcPr>
+            <w:tcW w:type="dxa" w:w="846"/>
+            <w:tcMar>
+              <w:top w:type="dxa" w:w="60"/>
+              <w:left w:type="dxa" w:w="80"/>
+              <w:bottom w:type="dxa" w:w="60"/>
+              <w:right w:type="dxa" w:w="80"/>
+            </w:tcMar>
+          </w:tcPr>
+          <w:p>
+            <w:r>
+              <w:rPr>
+                <w:rFonts w:ascii="Microsoft JhengHei" w:cs="Microsoft JhengHei" w:eastAsia="Microsoft JhengHei" w:hAnsi="Microsoft JhengHei"/>
+                <w:b w:val="false"/>
+                <w:bCs w:val="false"/>
+                <w:sz w:val="19"/>
+                <w:szCs w:val="19"/>
+              </w:rPr>
+              <w:t xml:space="preserve">+113.2%</w:t>
+            </w:r>
+          </w:p>
+        </w:tc>
+      </w:tr>
+    </w:tbl>
+    <w:p/>
+    <w:tbl>
+      <w:tblPr>
+        <w:tblW w:type="dxa" w:w="9026"/>
+        <w:tblBorders>
+          <w:top w:val="single" w:color="auto" w:sz="4"/>
+          <w:left w:val="single" w:color="auto" w:sz="4"/>
+          <w:bottom w:val="single" w:color="auto" w:sz="4"/>
+          <w:right w:val="single" w:color="auto" w:sz="4"/>
+          <w:insideH w:val="single" w:color="auto" w:sz="4"/>
+          <w:insideV w:val="single" w:color="auto" w:sz="4"/>
+        </w:tblBorders>
+      </w:tblPr>
+      <w:tblGrid>
+        <w:gridCol w:w="3200"/>
+        <w:gridCol w:w="1800"/>
+        <w:gridCol w:w="4026"/>
+      </w:tblGrid>
+      <w:tr>
+        <w:trPr>
+          <w:tblHeader/>
+        </w:trPr>
+        <w:tc>
+          <w:tcPr>
+            <w:tcW w:type="dxa" w:w="3200"/>
+            <w:shd w:fill="1F3864" w:color="auto" w:val="clear"/>
+            <w:tcMar>
+              <w:top w:type="dxa" w:w="60"/>
+              <w:left w:type="dxa" w:w="80"/>
+              <w:bottom w:type="dxa" w:w="60"/>
+              <w:right w:type="dxa" w:w="80"/>
+            </w:tcMar>
+          </w:tcPr>
+          <w:p>
+            <w:r>
+              <w:rPr>
+                <w:rFonts w:ascii="Microsoft JhengHei" w:cs="Microsoft JhengHei" w:eastAsia="Microsoft JhengHei" w:hAnsi="Microsoft JhengHei"/>
+                <w:b/>
+                <w:bCs/>
+                <w:color w:val="FFFFFF"/>
+                <w:sz w:val="19"/>
+                <w:szCs w:val="19"/>
+              </w:rPr>
+              <w:t xml:space="preserve">相對指標</w:t>
+            </w:r>
+          </w:p>
+        </w:tc>
+        <w:tc>
+          <w:tcPr>
+            <w:tcW w:type="dxa" w:w="1800"/>
+            <w:shd w:fill="1F3864" w:color="auto" w:val="clear"/>
+            <w:tcMar>
+              <w:top w:type="dxa" w:w="60"/>
+              <w:left w:type="dxa" w:w="80"/>
+              <w:bottom w:type="dxa" w:w="60"/>
+              <w:right w:type="dxa" w:w="80"/>
+            </w:tcMar>
+          </w:tcPr>
+          <w:p>
+            <w:r>
+              <w:rPr>
+                <w:rFonts w:ascii="Microsoft JhengHei" w:cs="Microsoft JhengHei" w:eastAsia="Microsoft JhengHei" w:hAnsi="Microsoft JhengHei"/>
+                <w:b/>
+                <w:bCs/>
+                <w:color w:val="FFFFFF"/>
+                <w:sz w:val="19"/>
+                <w:szCs w:val="19"/>
+              </w:rPr>
+              <w:t xml:space="preserve">數值</w:t>
+            </w:r>
+          </w:p>
+        </w:tc>
+        <w:tc>
+          <w:tcPr>
+            <w:tcW w:type="dxa" w:w="4026"/>
+            <w:shd w:fill="1F3864" w:color="auto" w:val="clear"/>
+            <w:tcMar>
+              <w:top w:type="dxa" w:w="60"/>
+              <w:left w:type="dxa" w:w="80"/>
+              <w:bottom w:type="dxa" w:w="60"/>
+              <w:right w:type="dxa" w:w="80"/>
+            </w:tcMar>
+          </w:tcPr>
+          <w:p>
+            <w:r>
+              <w:rPr>
+                <w:rFonts w:ascii="Microsoft JhengHei" w:cs="Microsoft JhengHei" w:eastAsia="Microsoft JhengHei" w:hAnsi="Microsoft JhengHei"/>
+                <w:b/>
+                <w:bCs/>
+                <w:color w:val="FFFFFF"/>
+                <w:sz w:val="19"/>
+                <w:szCs w:val="19"/>
+              </w:rPr>
+              <w:t xml:space="preserve">解讀</w:t>
+            </w:r>
+          </w:p>
+        </w:tc>
+      </w:tr>
+      <w:tr>
+        <w:tc>
+          <w:tcPr>
+            <w:tcW w:type="dxa" w:w="3200"/>
+            <w:tcMar>
+              <w:top w:type="dxa" w:w="60"/>
+              <w:left w:type="dxa" w:w="80"/>
+              <w:bottom w:type="dxa" w:w="60"/>
+              <w:right w:type="dxa" w:w="80"/>
+            </w:tcMar>
+          </w:tcPr>
+          <w:p>
+            <w:r>
+              <w:rPr>
+                <w:rFonts w:ascii="Microsoft JhengHei" w:cs="Microsoft JhengHei" w:eastAsia="Microsoft JhengHei" w:hAnsi="Microsoft JhengHei"/>
+                <w:b w:val="false"/>
+                <w:bCs w:val="false"/>
+                <w:sz w:val="19"/>
+                <w:szCs w:val="19"/>
+              </w:rPr>
+              <w:t xml:space="preserve">RelPE_TTM</w:t>
+            </w:r>
+          </w:p>
+        </w:tc>
+        <w:tc>
+          <w:tcPr>
+            <w:tcW w:type="dxa" w:w="1800"/>
+            <w:tcMar>
+              <w:top w:type="dxa" w:w="60"/>
+              <w:left w:type="dxa" w:w="80"/>
+              <w:bottom w:type="dxa" w:w="60"/>
+              <w:right w:type="dxa" w:w="80"/>
+            </w:tcMar>
+          </w:tcPr>
+          <w:p>
+            <w:r>
+              <w:rPr>
+                <w:rFonts w:ascii="Microsoft JhengHei" w:cs="Microsoft JhengHei" w:eastAsia="Microsoft JhengHei" w:hAnsi="Microsoft JhengHei"/>
+                <w:b w:val="false"/>
+                <w:bCs w:val="false"/>
+                <w:sz w:val="19"/>
+                <w:szCs w:val="19"/>
+              </w:rPr>
+              <w:t xml:space="preserve">0.78</w:t>
+            </w:r>
+          </w:p>
+        </w:tc>
+        <w:tc>
+          <w:tcPr>
+            <w:tcW w:type="dxa" w:w="4026"/>
+            <w:tcMar>
+              <w:top w:type="dxa" w:w="60"/>
+              <w:left w:type="dxa" w:w="80"/>
+              <w:bottom w:type="dxa" w:w="60"/>
+              <w:right w:type="dxa" w:w="80"/>
+            </w:tcMar>
+          </w:tcPr>
+          <w:p>
+            <w:r>
+              <w:rPr>
+                <w:rFonts w:ascii="Microsoft JhengHei" w:cs="Microsoft JhengHei" w:eastAsia="Microsoft JhengHei" w:hAnsi="Microsoft JhengHei"/>
+                <w:b w:val="false"/>
+                <w:bCs w:val="false"/>
+                <w:sz w:val="19"/>
+                <w:szCs w:val="19"/>
+              </w:rPr>
+              <w:t xml:space="preserve">&lt; 0.85 偏低</w:t>
+            </w:r>
+          </w:p>
+        </w:tc>
+      </w:tr>
+      <w:tr>
+        <w:tc>
+          <w:tcPr>
+            <w:tcW w:type="dxa" w:w="3200"/>
+            <w:tcMar>
+              <w:top w:type="dxa" w:w="60"/>
+              <w:left w:type="dxa" w:w="80"/>
+              <w:bottom w:type="dxa" w:w="60"/>
+              <w:right w:type="dxa" w:w="80"/>
+            </w:tcMar>
+          </w:tcPr>
+          <w:p>
+            <w:r>
+              <w:rPr>
+                <w:rFonts w:ascii="Microsoft JhengHei" w:cs="Microsoft JhengHei" w:eastAsia="Microsoft JhengHei" w:hAnsi="Microsoft JhengHei"/>
+                <w:b w:val="false"/>
+                <w:bCs w:val="false"/>
+                <w:sz w:val="19"/>
+                <w:szCs w:val="19"/>
+              </w:rPr>
+              <w:t xml:space="preserve">RelPE_FWD（M/N ÷ 同業TTM中位）</w:t>
+            </w:r>
+          </w:p>
+        </w:tc>
+        <w:tc>
+          <w:tcPr>
+            <w:tcW w:type="dxa" w:w="1800"/>
+            <w:tcMar>
+              <w:top w:type="dxa" w:w="60"/>
+              <w:left w:type="dxa" w:w="80"/>
+              <w:bottom w:type="dxa" w:w="60"/>
+              <w:right w:type="dxa" w:w="80"/>
+            </w:tcMar>
+          </w:tcPr>
+          <w:p>
+            <w:r>
+              <w:rPr>
+                <w:rFonts w:ascii="Microsoft JhengHei" w:cs="Microsoft JhengHei" w:eastAsia="Microsoft JhengHei" w:hAnsi="Microsoft JhengHei"/>
+                <w:b w:val="false"/>
+                <w:bCs w:val="false"/>
+                <w:sz w:val="19"/>
+                <w:szCs w:val="19"/>
+              </w:rPr>
+              <w:t xml:space="preserve">0.64</w:t>
+            </w:r>
+          </w:p>
+        </w:tc>
+        <w:tc>
+          <w:tcPr>
+            <w:tcW w:type="dxa" w:w="4026"/>
+            <w:tcMar>
+              <w:top w:type="dxa" w:w="60"/>
+              <w:left w:type="dxa" w:w="80"/>
+              <w:bottom w:type="dxa" w:w="60"/>
+              <w:right w:type="dxa" w:w="80"/>
+            </w:tcMar>
+          </w:tcPr>
+          <w:p>
+            <w:r>
+              <w:rPr>
+                <w:rFonts w:ascii="Microsoft JhengHei" w:cs="Microsoft JhengHei" w:eastAsia="Microsoft JhengHei" w:hAnsi="Microsoft JhengHei"/>
+                <w:b w:val="false"/>
+                <w:bCs w:val="false"/>
+                <w:sz w:val="19"/>
+                <w:szCs w:val="19"/>
+              </w:rPr>
+              <w:t xml:space="preserve">模型 EPS 兌現後估值更低</w:t>
+            </w:r>
+          </w:p>
+        </w:tc>
+      </w:tr>
+      <w:tr>
+        <w:tc>
+          <w:tcPr>
+            <w:tcW w:type="dxa" w:w="3200"/>
+            <w:tcMar>
+              <w:top w:type="dxa" w:w="60"/>
+              <w:left w:type="dxa" w:w="80"/>
+              <w:bottom w:type="dxa" w:w="60"/>
+              <w:right w:type="dxa" w:w="80"/>
+            </w:tcMar>
+          </w:tcPr>
+          <w:p>
+            <w:r>
+              <w:rPr>
+                <w:rFonts w:ascii="Microsoft JhengHei" w:cs="Microsoft JhengHei" w:eastAsia="Microsoft JhengHei" w:hAnsi="Microsoft JhengHei"/>
+                <w:b w:val="false"/>
+                <w:bCs w:val="false"/>
+                <w:sz w:val="19"/>
+                <w:szCs w:val="19"/>
+              </w:rPr>
+              <w:t xml:space="preserve">RelGM</w:t>
+            </w:r>
+          </w:p>
+        </w:tc>
+        <w:tc>
+          <w:tcPr>
+            <w:tcW w:type="dxa" w:w="1800"/>
+            <w:tcMar>
+              <w:top w:type="dxa" w:w="60"/>
+              <w:left w:type="dxa" w:w="80"/>
+              <w:bottom w:type="dxa" w:w="60"/>
+              <w:right w:type="dxa" w:w="80"/>
+            </w:tcMar>
+          </w:tcPr>
+          <w:p>
+            <w:r>
+              <w:rPr>
+                <w:rFonts w:ascii="Microsoft JhengHei" w:cs="Microsoft JhengHei" w:eastAsia="Microsoft JhengHei" w:hAnsi="Microsoft JhengHei"/>
+                <w:b w:val="false"/>
+                <w:bCs w:val="false"/>
+                <w:sz w:val="19"/>
+                <w:szCs w:val="19"/>
+              </w:rPr>
+              <w:t xml:space="preserve">+6.7 pp</w:t>
+            </w:r>
+          </w:p>
+        </w:tc>
+        <w:tc>
+          <w:tcPr>
+            <w:tcW w:type="dxa" w:w="4026"/>
+            <w:tcMar>
+              <w:top w:type="dxa" w:w="60"/>
+              <w:left w:type="dxa" w:w="80"/>
+              <w:bottom w:type="dxa" w:w="60"/>
+              <w:right w:type="dxa" w:w="80"/>
+            </w:tcMar>
+          </w:tcPr>
+          <w:p>
+            <w:r>
+              <w:rPr>
+                <w:rFonts w:ascii="Microsoft JhengHei" w:cs="Microsoft JhengHei" w:eastAsia="Microsoft JhengHei" w:hAnsi="Microsoft JhengHei"/>
+                <w:b w:val="false"/>
+                <w:bCs w:val="false"/>
+                <w:sz w:val="19"/>
+                <w:szCs w:val="19"/>
+              </w:rPr>
+              <w:t xml:space="preserve">高於同業中位數</w:t>
+            </w:r>
+          </w:p>
+        </w:tc>
+      </w:tr>
+      <w:tr>
+        <w:tc>
+          <w:tcPr>
+            <w:tcW w:type="dxa" w:w="3200"/>
+            <w:tcMar>
+              <w:top w:type="dxa" w:w="60"/>
+              <w:left w:type="dxa" w:w="80"/>
+              <w:bottom w:type="dxa" w:w="60"/>
+              <w:right w:type="dxa" w:w="80"/>
+            </w:tcMar>
+          </w:tcPr>
+          <w:p>
+            <w:r>
+              <w:rPr>
+                <w:rFonts w:ascii="Microsoft JhengHei" w:cs="Microsoft JhengHei" w:eastAsia="Microsoft JhengHei" w:hAnsi="Microsoft JhengHei"/>
+                <w:b w:val="false"/>
+                <w:bCs w:val="false"/>
+                <w:sz w:val="19"/>
+                <w:szCs w:val="19"/>
+              </w:rPr>
+              <w:t xml:space="preserve">Rel_RevGrowth（H1 YoY）</w:t>
+            </w:r>
+          </w:p>
+        </w:tc>
+        <w:tc>
+          <w:tcPr>
+            <w:tcW w:type="dxa" w:w="1800"/>
+            <w:tcMar>
+              <w:top w:type="dxa" w:w="60"/>
+              <w:left w:type="dxa" w:w="80"/>
+              <w:bottom w:type="dxa" w:w="60"/>
+              <w:right w:type="dxa" w:w="80"/>
+            </w:tcMar>
+          </w:tcPr>
+          <w:p>
+            <w:r>
+              <w:rPr>
+                <w:rFonts w:ascii="Microsoft JhengHei" w:cs="Microsoft JhengHei" w:eastAsia="Microsoft JhengHei" w:hAnsi="Microsoft JhengHei"/>
+                <w:b w:val="false"/>
+                <w:bCs w:val="false"/>
+                <w:sz w:val="19"/>
+                <w:szCs w:val="19"/>
+              </w:rPr>
+              <w:t xml:space="preserve">+23.8 pp</w:t>
+            </w:r>
+          </w:p>
+        </w:tc>
+        <w:tc>
+          <w:tcPr>
+            <w:tcW w:type="dxa" w:w="4026"/>
+            <w:tcMar>
+              <w:top w:type="dxa" w:w="60"/>
+              <w:left w:type="dxa" w:w="80"/>
+              <w:bottom w:type="dxa" w:w="60"/>
+              <w:right w:type="dxa" w:w="80"/>
+            </w:tcMar>
+          </w:tcPr>
+          <w:p>
+            <w:r>
+              <w:rPr>
+                <w:rFonts w:ascii="Microsoft JhengHei" w:cs="Microsoft JhengHei" w:eastAsia="Microsoft JhengHei" w:hAnsi="Microsoft JhengHei"/>
+                <w:b w:val="false"/>
+                <w:bCs w:val="false"/>
+                <w:sz w:val="19"/>
+                <w:szCs w:val="19"/>
+              </w:rPr>
+              <w:t xml:space="preserve">成長動能較強</w:t>
+            </w:r>
+          </w:p>
+        </w:tc>
+      </w:tr>
+      <w:tr>
+        <w:tc>
+          <w:tcPr>
+            <w:tcW w:type="dxa" w:w="3200"/>
+            <w:tcMar>
+              <w:top w:type="dxa" w:w="60"/>
+              <w:left w:type="dxa" w:w="80"/>
+              <w:bottom w:type="dxa" w:w="60"/>
+              <w:right w:type="dxa" w:w="80"/>
+            </w:tcMar>
+          </w:tcPr>
+          <w:p>
+            <w:r>
+              <w:rPr>
+                <w:rFonts w:ascii="Microsoft JhengHei" w:cs="Microsoft JhengHei" w:eastAsia="Microsoft JhengHei" w:hAnsi="Microsoft JhengHei"/>
+                <w:b w:val="false"/>
+                <w:bCs w:val="false"/>
+                <w:sz w:val="19"/>
+                <w:szCs w:val="19"/>
+              </w:rPr>
+              <w:t xml:space="preserve">綜合判斷</w:t>
+            </w:r>
+          </w:p>
+        </w:tc>
+        <w:tc>
+          <w:tcPr>
+            <w:tcW w:type="dxa" w:w="1800"/>
+            <w:tcMar>
+              <w:top w:type="dxa" w:w="60"/>
+              <w:left w:type="dxa" w:w="80"/>
+              <w:bottom w:type="dxa" w:w="60"/>
+              <w:right w:type="dxa" w:w="80"/>
+            </w:tcMar>
+          </w:tcPr>
+          <w:p>
+            <w:r>
+              <w:rPr>
+                <w:rFonts w:ascii="Microsoft JhengHei" w:cs="Microsoft JhengHei" w:eastAsia="Microsoft JhengHei" w:hAnsi="Microsoft JhengHei"/>
+                <w:b w:val="false"/>
+                <w:bCs w:val="false"/>
+                <w:sz w:val="19"/>
+                <w:szCs w:val="19"/>
+              </w:rPr>
+              <w:t xml:space="preserve">相對偏低估</w:t>
+            </w:r>
+          </w:p>
+        </w:tc>
+        <w:tc>
+          <w:tcPr>
+            <w:tcW w:type="dxa" w:w="4026"/>
+            <w:tcMar>
+              <w:top w:type="dxa" w:w="60"/>
+              <w:left w:type="dxa" w:w="80"/>
+              <w:bottom w:type="dxa" w:w="60"/>
+              <w:right w:type="dxa" w:w="80"/>
+            </w:tcMar>
+          </w:tcPr>
+          <w:p>
+            <w:r>
+              <w:rPr>
+                <w:rFonts w:ascii="Microsoft JhengHei" w:cs="Microsoft JhengHei" w:eastAsia="Microsoft JhengHei" w:hAnsi="Microsoft JhengHei"/>
+                <w:b w:val="false"/>
+                <w:bCs w:val="false"/>
+                <w:sz w:val="19"/>
+                <w:szCs w:val="19"/>
+              </w:rPr>
+              <w:t xml:space="preserve">優質（毛利、成長皆勝中位數）但未獲估值溢價</w:t>
+            </w:r>
+          </w:p>
+        </w:tc>
+      </w:tr>
+    </w:tbl>
+    <w:p/>
+    <w:p>
+      <w:pPr>
+        <w:pStyle w:val="ListParagraph"/>
+        <w:numPr>
+          <w:ilvl w:val="0"/>
+          <w:numId w:val="2"/>
+        </w:numPr>
+        <w:spacing w:after="60"/>
+      </w:pPr>
+      <w:r>
+        <w:rPr>
+          <w:rFonts w:ascii="Microsoft JhengHei" w:cs="Microsoft JhengHei" w:eastAsia="Microsoft JhengHei" w:hAnsi="Microsoft JhengHei"/>
+          <w:sz w:val="21"/>
+          <w:szCs w:val="21"/>
+        </w:rPr>
+        <w:t xml:space="preserve">口徑說明：美股無月營收，營收成長統一用 2026H1 YoY；Arista 為品牌 OEM（毛利率 62%），拉高平均值，判讀以中位數為準。</w:t>
+      </w:r>
+    </w:p>
+    <w:p>
+      <w:pPr>
+        <w:pStyle w:val="ListParagraph"/>
+        <w:numPr>
+          <w:ilvl w:val="0"/>
+          <w:numId w:val="2"/>
+        </w:numPr>
+        <w:spacing w:after="60"/>
+      </w:pPr>
+      <w:r>
+        <w:rPr>
+          <w:rFonts w:ascii="Microsoft JhengHei" w:cs="Microsoft JhengHei" w:eastAsia="Microsoft JhengHei" w:hAnsi="Microsoft JhengHei"/>
+          <w:sz w:val="21"/>
+          <w:szCs w:val="21"/>
+        </w:rPr>
+        <w:t xml:space="preserve">與 Celestica（最直接對手）比：智邦毛利率 19.6% vs 11.6%、淨利率 11.7% vs 6.6%，PE 29.9x vs 38.3x，成長相近 → 智邦估值折價明顯。</w:t>
+      </w:r>
+    </w:p>
+    <w:p>
+      <w:pPr>
+        <w:pStyle w:val="ListParagraph"/>
+        <w:numPr>
+          <w:ilvl w:val="0"/>
+          <w:numId w:val="2"/>
+        </w:numPr>
+        <w:spacing w:after="60"/>
+      </w:pPr>
+      <w:r>
+        <w:rPr>
+          <w:rFonts w:ascii="Microsoft JhengHei" w:cs="Microsoft JhengHei" w:eastAsia="Microsoft JhengHei" w:hAnsi="Microsoft JhengHei"/>
+          <w:sz w:val="21"/>
+          <w:szCs w:val="21"/>
+        </w:rPr>
+        <w:t xml:space="preserve">來源：Bigdata.com company tearsheet（FMP，2026-10-01）；啟碁月營收：鉅亨網。</w:t>
       </w:r>
     </w:p>
     <w:p>
@@ -6645,6 +8990,42 @@
     </w:p>
     <w:p>
       <w:pPr>
+        <w:pStyle w:val="ListParagraph"/>
+        <w:numPr>
+          <w:ilvl w:val="0"/>
+          <w:numId w:val="2"/>
+        </w:numPr>
+        <w:spacing w:after="60"/>
+      </w:pPr>
+      <w:r>
+        <w:rPr>
+          <w:rFonts w:ascii="Microsoft JhengHei" w:cs="Microsoft JhengHei" w:eastAsia="Microsoft JhengHei" w:hAnsi="Microsoft JhengHei"/>
+          <w:sz w:val="21"/>
+          <w:szCs w:val="21"/>
+        </w:rPr>
+        <w:t xml:space="preserve">Bigdata.com：Celestica／Arista／啟碁 company tearsheet（FMP，2026-10-01）</w:t>
+      </w:r>
+    </w:p>
+    <w:p>
+      <w:pPr>
+        <w:pStyle w:val="ListParagraph"/>
+        <w:numPr>
+          <w:ilvl w:val="0"/>
+          <w:numId w:val="2"/>
+        </w:numPr>
+        <w:spacing w:after="60"/>
+      </w:pPr>
+      <w:r>
+        <w:rPr>
+          <w:rFonts w:ascii="Microsoft JhengHei" w:cs="Microsoft JhengHei" w:eastAsia="Microsoft JhengHei" w:hAnsi="Microsoft JhengHei"/>
+          <w:sz w:val="21"/>
+          <w:szCs w:val="21"/>
+        </w:rPr>
+        <w:t xml:space="preserve">鉅亨網：啟碁 8 月營收 157.04 億 https://news.cnyes.com/news/id/6600768</w:t>
+      </w:r>
+    </w:p>
+    <w:p>
+      <w:pPr>
         <w:pStyle w:val="Heading2"/>
         <w:spacing w:after="80" w:before="160"/>
       </w:pPr>
@@ -6742,24 +9123,6 @@
           <w:sz w:val="21"/>
           <w:szCs w:val="21"/>
         </w:rPr>
-        <w:t xml:space="preserve">同業估值數字</w:t>
-      </w:r>
-    </w:p>
-    <w:p>
-      <w:pPr>
-        <w:pStyle w:val="ListParagraph"/>
-        <w:numPr>
-          <w:ilvl w:val="0"/>
-          <w:numId w:val="2"/>
-        </w:numPr>
-        <w:spacing w:after="60"/>
-      </w:pPr>
-      <w:r>
-        <w:rPr>
-          <w:rFonts w:ascii="Microsoft JhengHei" w:cs="Microsoft JhengHei" w:eastAsia="Microsoft JhengHei" w:hAnsi="Microsoft JhengHei"/>
-          <w:sz w:val="21"/>
-          <w:szCs w:val="21"/>
-        </w:rPr>
         <w:t xml:space="preserve">大盤 PE 最新值（workbook 取 7/09 水位）</w:t>
       </w:r>
     </w:p>
@@ -6780,7 +9143,7 @@
           <w:sz w:val="21"/>
           <w:szCs w:val="21"/>
         </w:rPr>
-        <w:t xml:space="preserve">本報告為 Kevin 個人模型試算與研究筆記，非投資建議。</w:t>
+        <w:t xml:space="preserve">本估算為 Kevin 個人模型試算 + 同業相對估值對比，非投資建議。</w:t>
       </w:r>
     </w:p>
     <w:sectPr>
